--- a/Arcade Mania tesztdokumentáció.docx
+++ b/Arcade Mania tesztdokumentáció.docx
@@ -7,183 +7,264 @@
         <w:pStyle w:val="Cmsor1"/>
         <w:jc w:val="center"/>
         <w:rPr>
-          <w:rFonts w:asciiTheme="minorHAnsi" w:hAnsiTheme="minorHAnsi" w:cstheme="minorHAnsi"/>
-        </w:rPr>
-      </w:pPr>
-      <w:proofErr w:type="spellStart"/>
-      <w:r>
-        <w:rPr>
-          <w:rFonts w:asciiTheme="minorHAnsi" w:hAnsiTheme="minorHAnsi" w:cstheme="minorHAnsi"/>
+          <w:rFonts w:ascii="Times New Roman" w:hAnsi="Times New Roman" w:cs="Times New Roman"/>
+        </w:rPr>
+      </w:pPr>
+      <w:proofErr w:type="spellStart"/>
+      <w:r>
+        <w:rPr>
+          <w:rFonts w:ascii="Times New Roman" w:hAnsi="Times New Roman" w:cs="Times New Roman"/>
         </w:rPr>
         <w:t>Arcade</w:t>
       </w:r>
       <w:proofErr w:type="spellEnd"/>
       <w:r>
         <w:rPr>
-          <w:rFonts w:asciiTheme="minorHAnsi" w:hAnsiTheme="minorHAnsi" w:cstheme="minorHAnsi"/>
+          <w:rFonts w:ascii="Times New Roman" w:hAnsi="Times New Roman" w:cs="Times New Roman"/>
         </w:rPr>
         <w:t xml:space="preserve"> </w:t>
       </w:r>
       <w:proofErr w:type="spellStart"/>
       <w:r>
         <w:rPr>
-          <w:rFonts w:asciiTheme="minorHAnsi" w:hAnsiTheme="minorHAnsi" w:cstheme="minorHAnsi"/>
+          <w:rFonts w:ascii="Times New Roman" w:hAnsi="Times New Roman" w:cs="Times New Roman"/>
         </w:rPr>
         <w:t>Mania</w:t>
       </w:r>
       <w:proofErr w:type="spellEnd"/>
       <w:r>
         <w:rPr>
-          <w:rFonts w:asciiTheme="minorHAnsi" w:hAnsiTheme="minorHAnsi" w:cstheme="minorHAnsi"/>
+          <w:rFonts w:ascii="Times New Roman" w:hAnsi="Times New Roman" w:cs="Times New Roman"/>
         </w:rPr>
         <w:t xml:space="preserve"> </w:t>
       </w:r>
       <w:r>
         <w:rPr>
-          <w:rFonts w:asciiTheme="minorHAnsi" w:hAnsiTheme="minorHAnsi" w:cstheme="minorHAnsi"/>
+          <w:rFonts w:ascii="Times New Roman" w:hAnsi="Times New Roman" w:cs="Times New Roman"/>
         </w:rPr>
         <w:t xml:space="preserve">– </w:t>
       </w:r>
       <w:r>
         <w:rPr>
-          <w:rFonts w:asciiTheme="minorHAnsi" w:hAnsiTheme="minorHAnsi" w:cstheme="minorHAnsi"/>
+          <w:rFonts w:ascii="Times New Roman" w:hAnsi="Times New Roman" w:cs="Times New Roman"/>
         </w:rPr>
         <w:t>Tesztdokumentáció</w:t>
       </w:r>
     </w:p>
     <w:p>
       <w:pPr>
-        <w:rPr>
-          <w:rFonts w:cstheme="minorHAnsi"/>
-          <w:sz w:val="24"/>
-          <w:szCs w:val="24"/>
-        </w:rPr>
-      </w:pPr>
-    </w:p>
-    <w:p>
-      <w:pPr>
-        <w:rPr>
-          <w:rFonts w:cstheme="minorHAnsi"/>
-          <w:sz w:val="24"/>
-          <w:szCs w:val="24"/>
-        </w:rPr>
-      </w:pPr>
-      <w:r>
-        <w:rPr>
-          <w:rFonts w:cstheme="minorHAnsi"/>
-          <w:sz w:val="24"/>
-          <w:szCs w:val="24"/>
-        </w:rPr>
-        <w:t>A projekt tesztelése során több különböző tesztelési módszert és keretrendszert alkalmaztunk annak érdekében, hogy a rendszer különböző részei megfelelően működjenek. A tesztelés során ellenőriztük a frontend komponensek működését, az API kommunikációt, valamint a backend logikát és az adatbázis műveleteket is.</w:t>
-      </w:r>
-      <w:r>
-        <w:rPr>
-          <w:rFonts w:cstheme="minorHAnsi"/>
+        <w:jc w:val="both"/>
+        <w:rPr>
+          <w:rFonts w:ascii="Times New Roman" w:hAnsi="Times New Roman" w:cs="Times New Roman"/>
+          <w:sz w:val="24"/>
+          <w:szCs w:val="24"/>
+        </w:rPr>
+      </w:pPr>
+    </w:p>
+    <w:p>
+      <w:pPr>
+        <w:jc w:val="both"/>
+        <w:rPr>
+          <w:rFonts w:ascii="Times New Roman" w:hAnsi="Times New Roman" w:cs="Times New Roman"/>
+          <w:sz w:val="24"/>
+          <w:szCs w:val="24"/>
+        </w:rPr>
+      </w:pPr>
+      <w:r>
+        <w:rPr>
+          <w:rFonts w:ascii="Times New Roman" w:hAnsi="Times New Roman" w:cs="Times New Roman"/>
+          <w:sz w:val="24"/>
+          <w:szCs w:val="24"/>
+        </w:rPr>
+        <w:t xml:space="preserve">A projekt tesztelése során több különböző tesztelési módszert és keretrendszert alkalmaztunk annak érdekében, hogy a rendszer különböző részei megfelelően működjenek. A tesztelés során ellenőriztük a frontend komponensek működését, az API kommunikációt, valamint a backend logikát és az adatbázis műveleteket is. A frontend alkalmazás React és </w:t>
+      </w:r>
+      <w:proofErr w:type="spellStart"/>
+      <w:r>
+        <w:rPr>
+          <w:rFonts w:ascii="Times New Roman" w:hAnsi="Times New Roman" w:cs="Times New Roman"/>
+          <w:sz w:val="24"/>
+          <w:szCs w:val="24"/>
+        </w:rPr>
+        <w:t>Vite</w:t>
+      </w:r>
+      <w:proofErr w:type="spellEnd"/>
+      <w:r>
+        <w:rPr>
+          <w:rFonts w:ascii="Times New Roman" w:hAnsi="Times New Roman" w:cs="Times New Roman"/>
+          <w:sz w:val="24"/>
+          <w:szCs w:val="24"/>
+        </w:rPr>
+        <w:t xml:space="preserve"> környezetben készült, míg a backend ASP.NET </w:t>
+      </w:r>
+      <w:proofErr w:type="spellStart"/>
+      <w:r>
+        <w:rPr>
+          <w:rFonts w:ascii="Times New Roman" w:hAnsi="Times New Roman" w:cs="Times New Roman"/>
+          <w:sz w:val="24"/>
+          <w:szCs w:val="24"/>
+        </w:rPr>
+        <w:t>Core</w:t>
+      </w:r>
+      <w:proofErr w:type="spellEnd"/>
+      <w:r>
+        <w:rPr>
+          <w:rFonts w:ascii="Times New Roman" w:hAnsi="Times New Roman" w:cs="Times New Roman"/>
+          <w:sz w:val="24"/>
+          <w:szCs w:val="24"/>
+        </w:rPr>
+        <w:t xml:space="preserve"> Web API technológiával lett megvalósítva.</w:t>
+      </w:r>
+    </w:p>
+    <w:p>
+      <w:pPr>
+        <w:jc w:val="both"/>
+        <w:rPr>
+          <w:rFonts w:ascii="Times New Roman" w:hAnsi="Times New Roman" w:cs="Times New Roman"/>
+          <w:sz w:val="24"/>
+          <w:szCs w:val="24"/>
+        </w:rPr>
+      </w:pPr>
+      <w:r>
+        <w:rPr>
+          <w:rFonts w:ascii="Times New Roman" w:hAnsi="Times New Roman" w:cs="Times New Roman"/>
+          <w:sz w:val="24"/>
+          <w:szCs w:val="24"/>
+        </w:rPr>
+        <w:t>A frontend tesztek futtatása Node.js környezetben történt</w:t>
+      </w:r>
+      <w:r>
+        <w:rPr>
+          <w:rFonts w:ascii="Times New Roman" w:hAnsi="Times New Roman" w:cs="Times New Roman"/>
+          <w:sz w:val="24"/>
+          <w:szCs w:val="24"/>
+        </w:rPr>
+        <w:t xml:space="preserve">, </w:t>
+      </w:r>
+      <w:proofErr w:type="spellStart"/>
+      <w:r>
+        <w:rPr>
+          <w:rFonts w:ascii="Times New Roman" w:hAnsi="Times New Roman" w:cs="Times New Roman"/>
+          <w:sz w:val="24"/>
+          <w:szCs w:val="24"/>
+        </w:rPr>
+        <w:t>Vitest</w:t>
+      </w:r>
+      <w:proofErr w:type="spellEnd"/>
+      <w:r>
+        <w:rPr>
+          <w:rFonts w:ascii="Times New Roman" w:hAnsi="Times New Roman" w:cs="Times New Roman"/>
+          <w:sz w:val="24"/>
+          <w:szCs w:val="24"/>
+        </w:rPr>
+        <w:t xml:space="preserve"> keretrendszer </w:t>
+      </w:r>
+      <w:proofErr w:type="spellStart"/>
+      <w:r>
+        <w:rPr>
+          <w:rFonts w:ascii="Times New Roman" w:hAnsi="Times New Roman" w:cs="Times New Roman"/>
+          <w:sz w:val="24"/>
+          <w:szCs w:val="24"/>
+        </w:rPr>
+        <w:t>segítsgével</w:t>
+      </w:r>
+      <w:proofErr w:type="spellEnd"/>
+      <w:r>
+        <w:rPr>
+          <w:rFonts w:ascii="Times New Roman" w:hAnsi="Times New Roman" w:cs="Times New Roman"/>
+          <w:sz w:val="24"/>
+          <w:szCs w:val="24"/>
+        </w:rPr>
+        <w:t>. A backend tesztek során</w:t>
+      </w:r>
+      <w:r>
+        <w:rPr>
+          <w:rFonts w:ascii="Times New Roman" w:hAnsi="Times New Roman" w:cs="Times New Roman"/>
+          <w:sz w:val="24"/>
+          <w:szCs w:val="24"/>
+        </w:rPr>
+        <w:t xml:space="preserve"> Microsoft</w:t>
+      </w:r>
+      <w:r>
+        <w:rPr>
+          <w:rFonts w:ascii="Times New Roman" w:hAnsi="Times New Roman" w:cs="Times New Roman"/>
           <w:sz w:val="24"/>
           <w:szCs w:val="24"/>
         </w:rPr>
         <w:t xml:space="preserve"> </w:t>
       </w:r>
-      <w:r>
-        <w:rPr>
-          <w:rFonts w:cstheme="minorHAnsi"/>
-          <w:sz w:val="24"/>
-          <w:szCs w:val="24"/>
-        </w:rPr>
-        <w:t xml:space="preserve">A frontend alkalmazás React és </w:t>
-      </w:r>
-      <w:proofErr w:type="spellStart"/>
-      <w:r>
-        <w:rPr>
-          <w:rFonts w:cstheme="minorHAnsi"/>
-          <w:sz w:val="24"/>
-          <w:szCs w:val="24"/>
-        </w:rPr>
-        <w:t>Vite</w:t>
-      </w:r>
-      <w:proofErr w:type="spellEnd"/>
-      <w:r>
-        <w:rPr>
-          <w:rFonts w:cstheme="minorHAnsi"/>
-          <w:sz w:val="24"/>
-          <w:szCs w:val="24"/>
-        </w:rPr>
-        <w:t xml:space="preserve"> környezetben készült, míg a backend ASP.NET </w:t>
-      </w:r>
-      <w:proofErr w:type="spellStart"/>
-      <w:r>
-        <w:rPr>
-          <w:rFonts w:cstheme="minorHAnsi"/>
-          <w:sz w:val="24"/>
-          <w:szCs w:val="24"/>
-        </w:rPr>
-        <w:t>Core</w:t>
-      </w:r>
-      <w:proofErr w:type="spellEnd"/>
-      <w:r>
-        <w:rPr>
-          <w:rFonts w:cstheme="minorHAnsi"/>
-          <w:sz w:val="24"/>
-          <w:szCs w:val="24"/>
-        </w:rPr>
-        <w:t xml:space="preserve"> Web API technológiával lett megvalósítva.</w:t>
-      </w:r>
-    </w:p>
-    <w:p>
-      <w:pPr>
-        <w:rPr>
-          <w:rFonts w:cstheme="minorHAnsi"/>
-          <w:sz w:val="24"/>
-          <w:szCs w:val="24"/>
-        </w:rPr>
-      </w:pPr>
-      <w:r>
-        <w:rPr>
-          <w:rFonts w:cstheme="minorHAnsi"/>
-          <w:sz w:val="24"/>
-          <w:szCs w:val="24"/>
-        </w:rPr>
-        <w:t>A frontend tesztek futtatása Node.js környezetben történt</w:t>
-      </w:r>
-      <w:r>
-        <w:rPr>
-          <w:rFonts w:cstheme="minorHAnsi"/>
-          <w:sz w:val="24"/>
-          <w:szCs w:val="24"/>
-        </w:rPr>
-        <w:t xml:space="preserve">, </w:t>
-      </w:r>
-      <w:proofErr w:type="spellStart"/>
-      <w:r>
-        <w:rPr>
-          <w:rFonts w:cstheme="minorHAnsi"/>
-          <w:sz w:val="24"/>
-          <w:szCs w:val="24"/>
-        </w:rPr>
-        <w:t>Vitest</w:t>
-      </w:r>
-      <w:proofErr w:type="spellEnd"/>
-      <w:r>
-        <w:rPr>
-          <w:rFonts w:cstheme="minorHAnsi"/>
-          <w:sz w:val="24"/>
-          <w:szCs w:val="24"/>
-        </w:rPr>
-        <w:t xml:space="preserve"> keretrendszer </w:t>
-      </w:r>
-      <w:proofErr w:type="spellStart"/>
-      <w:r>
-        <w:rPr>
-          <w:rFonts w:cstheme="minorHAnsi"/>
-          <w:sz w:val="24"/>
-          <w:szCs w:val="24"/>
-        </w:rPr>
-        <w:t>segítsgével</w:t>
-      </w:r>
-      <w:proofErr w:type="spellEnd"/>
-      <w:r>
-        <w:rPr>
-          <w:rFonts w:cstheme="minorHAnsi"/>
+      <w:proofErr w:type="spellStart"/>
+      <w:r>
+        <w:rPr>
+          <w:rFonts w:ascii="Times New Roman" w:hAnsi="Times New Roman" w:cs="Times New Roman"/>
+          <w:sz w:val="24"/>
+          <w:szCs w:val="24"/>
+        </w:rPr>
+        <w:t>MSTest</w:t>
+      </w:r>
+      <w:proofErr w:type="spellEnd"/>
+      <w:r>
+        <w:rPr>
+          <w:rFonts w:ascii="Times New Roman" w:hAnsi="Times New Roman" w:cs="Times New Roman"/>
+          <w:sz w:val="24"/>
+          <w:szCs w:val="24"/>
+        </w:rPr>
+        <w:t xml:space="preserve"> teszteket használtunk.</w:t>
+      </w:r>
+      <w:r>
+        <w:rPr>
+          <w:rFonts w:ascii="Times New Roman" w:hAnsi="Times New Roman" w:cs="Times New Roman"/>
+          <w:sz w:val="24"/>
+          <w:szCs w:val="24"/>
+        </w:rPr>
+        <w:t xml:space="preserve"> A funkcionális tesztekhez pedig </w:t>
+      </w:r>
+      <w:proofErr w:type="spellStart"/>
+      <w:r>
+        <w:rPr>
+          <w:rFonts w:ascii="Times New Roman" w:hAnsi="Times New Roman" w:cs="Times New Roman"/>
+          <w:sz w:val="24"/>
+          <w:szCs w:val="24"/>
+        </w:rPr>
+        <w:t>Selenium</w:t>
+      </w:r>
+      <w:proofErr w:type="spellEnd"/>
+      <w:r>
+        <w:rPr>
+          <w:rFonts w:ascii="Times New Roman" w:hAnsi="Times New Roman" w:cs="Times New Roman"/>
+          <w:sz w:val="24"/>
+          <w:szCs w:val="24"/>
+        </w:rPr>
+        <w:t xml:space="preserve"> </w:t>
+      </w:r>
+      <w:proofErr w:type="spellStart"/>
+      <w:r>
+        <w:rPr>
+          <w:rFonts w:ascii="Times New Roman" w:hAnsi="Times New Roman" w:cs="Times New Roman"/>
+          <w:sz w:val="24"/>
+          <w:szCs w:val="24"/>
+        </w:rPr>
+        <w:t>WebDriver</w:t>
+      </w:r>
+      <w:proofErr w:type="spellEnd"/>
+      <w:r>
+        <w:rPr>
+          <w:rFonts w:ascii="Times New Roman" w:hAnsi="Times New Roman" w:cs="Times New Roman"/>
+          <w:sz w:val="24"/>
+          <w:szCs w:val="24"/>
+        </w:rPr>
+        <w:t>-t</w:t>
+      </w:r>
+      <w:r>
+        <w:rPr>
+          <w:rFonts w:ascii="Times New Roman" w:hAnsi="Times New Roman" w:cs="Times New Roman"/>
+          <w:sz w:val="24"/>
+          <w:szCs w:val="24"/>
+        </w:rPr>
+        <w:t xml:space="preserve"> használtunk, Python környezetben</w:t>
+      </w:r>
+      <w:r>
+        <w:rPr>
+          <w:rFonts w:ascii="Times New Roman" w:hAnsi="Times New Roman" w:cs="Times New Roman"/>
           <w:sz w:val="24"/>
           <w:szCs w:val="24"/>
         </w:rPr>
@@ -191,133 +272,7 @@
       </w:r>
       <w:r>
         <w:rPr>
-          <w:rFonts w:cstheme="minorHAnsi"/>
-          <w:sz w:val="24"/>
-          <w:szCs w:val="24"/>
-        </w:rPr>
-        <w:t xml:space="preserve"> </w:t>
-      </w:r>
-      <w:r>
-        <w:rPr>
-          <w:rFonts w:cstheme="minorHAnsi"/>
-          <w:sz w:val="24"/>
-          <w:szCs w:val="24"/>
-        </w:rPr>
-        <w:t>A backend tesztek során</w:t>
-      </w:r>
-      <w:r>
-        <w:rPr>
-          <w:rFonts w:cstheme="minorHAnsi"/>
-          <w:sz w:val="24"/>
-          <w:szCs w:val="24"/>
-        </w:rPr>
-        <w:t xml:space="preserve"> Microsoft</w:t>
-      </w:r>
-      <w:r>
-        <w:rPr>
-          <w:rFonts w:cstheme="minorHAnsi"/>
-          <w:sz w:val="24"/>
-          <w:szCs w:val="24"/>
-        </w:rPr>
-        <w:t xml:space="preserve"> </w:t>
-      </w:r>
-      <w:proofErr w:type="spellStart"/>
-      <w:r>
-        <w:rPr>
-          <w:rFonts w:cstheme="minorHAnsi"/>
-          <w:sz w:val="24"/>
-          <w:szCs w:val="24"/>
-        </w:rPr>
-        <w:t>MSTest</w:t>
-      </w:r>
-      <w:proofErr w:type="spellEnd"/>
-      <w:r>
-        <w:rPr>
-          <w:rFonts w:cstheme="minorHAnsi"/>
-          <w:sz w:val="24"/>
-          <w:szCs w:val="24"/>
-        </w:rPr>
-        <w:t xml:space="preserve"> teszteket használtunk.</w:t>
-      </w:r>
-      <w:r>
-        <w:rPr>
-          <w:rFonts w:cstheme="minorHAnsi"/>
-          <w:sz w:val="24"/>
-          <w:szCs w:val="24"/>
-        </w:rPr>
-        <w:t xml:space="preserve"> </w:t>
-      </w:r>
-      <w:r>
-        <w:rPr>
-          <w:rFonts w:cstheme="minorHAnsi"/>
-          <w:sz w:val="24"/>
-          <w:szCs w:val="24"/>
-        </w:rPr>
-        <w:t>A funkcionális tesztek</w:t>
-      </w:r>
-      <w:r>
-        <w:rPr>
-          <w:rFonts w:cstheme="minorHAnsi"/>
-          <w:sz w:val="24"/>
-          <w:szCs w:val="24"/>
-        </w:rPr>
-        <w:t xml:space="preserve">hez pedig </w:t>
-      </w:r>
-      <w:proofErr w:type="spellStart"/>
-      <w:r>
-        <w:rPr>
-          <w:rFonts w:cstheme="minorHAnsi"/>
-          <w:sz w:val="24"/>
-          <w:szCs w:val="24"/>
-        </w:rPr>
-        <w:t>Selenium</w:t>
-      </w:r>
-      <w:proofErr w:type="spellEnd"/>
-      <w:r>
-        <w:rPr>
-          <w:rFonts w:cstheme="minorHAnsi"/>
-          <w:sz w:val="24"/>
-          <w:szCs w:val="24"/>
-        </w:rPr>
-        <w:t xml:space="preserve"> </w:t>
-      </w:r>
-      <w:proofErr w:type="spellStart"/>
-      <w:r>
-        <w:rPr>
-          <w:rFonts w:cstheme="minorHAnsi"/>
-          <w:sz w:val="24"/>
-          <w:szCs w:val="24"/>
-        </w:rPr>
-        <w:t>WebDriver</w:t>
-      </w:r>
-      <w:proofErr w:type="spellEnd"/>
-      <w:r>
-        <w:rPr>
-          <w:rFonts w:cstheme="minorHAnsi"/>
-          <w:sz w:val="24"/>
-          <w:szCs w:val="24"/>
-        </w:rPr>
-        <w:t>-t</w:t>
-      </w:r>
-      <w:r>
-        <w:rPr>
-          <w:rFonts w:cstheme="minorHAnsi"/>
-          <w:sz w:val="24"/>
-          <w:szCs w:val="24"/>
-        </w:rPr>
-        <w:t xml:space="preserve"> használtunk, Python környezetben</w:t>
-      </w:r>
-      <w:r>
-        <w:rPr>
-          <w:rFonts w:cstheme="minorHAnsi"/>
-          <w:sz w:val="24"/>
-          <w:szCs w:val="24"/>
-        </w:rPr>
-        <w:t>.</w:t>
-      </w:r>
-      <w:r>
-        <w:rPr>
-          <w:rFonts w:cstheme="minorHAnsi"/>
+          <w:rFonts w:ascii="Times New Roman" w:hAnsi="Times New Roman" w:cs="Times New Roman"/>
           <w:sz w:val="24"/>
           <w:szCs w:val="24"/>
         </w:rPr>
@@ -325,7 +280,7 @@
       </w:r>
       <w:r>
         <w:rPr>
-          <w:rFonts w:cstheme="minorHAnsi"/>
+          <w:rFonts w:ascii="Times New Roman" w:hAnsi="Times New Roman" w:cs="Times New Roman"/>
           <w:sz w:val="24"/>
           <w:szCs w:val="24"/>
         </w:rPr>
@@ -333,7 +288,7 @@
       </w:r>
       <w:r>
         <w:rPr>
-          <w:rFonts w:cstheme="minorHAnsi"/>
+          <w:rFonts w:ascii="Times New Roman" w:hAnsi="Times New Roman" w:cs="Times New Roman"/>
           <w:sz w:val="24"/>
           <w:szCs w:val="24"/>
         </w:rPr>
@@ -342,15 +297,16 @@
     </w:p>
     <w:p>
       <w:pPr>
-        <w:rPr>
-          <w:rFonts w:cstheme="minorHAnsi"/>
-          <w:sz w:val="24"/>
-          <w:szCs w:val="24"/>
-        </w:rPr>
-      </w:pPr>
-      <w:r>
-        <w:rPr>
-          <w:rFonts w:cstheme="minorHAnsi"/>
+        <w:jc w:val="both"/>
+        <w:rPr>
+          <w:rFonts w:ascii="Times New Roman" w:hAnsi="Times New Roman" w:cs="Times New Roman"/>
+          <w:sz w:val="24"/>
+          <w:szCs w:val="24"/>
+        </w:rPr>
+      </w:pPr>
+      <w:r>
+        <w:rPr>
+          <w:rFonts w:ascii="Times New Roman" w:hAnsi="Times New Roman" w:cs="Times New Roman"/>
           <w:sz w:val="24"/>
           <w:szCs w:val="24"/>
         </w:rPr>
@@ -358,7 +314,7 @@
       </w:r>
       <w:r>
         <w:rPr>
-          <w:rFonts w:cstheme="minorHAnsi"/>
+          <w:rFonts w:ascii="Times New Roman" w:hAnsi="Times New Roman" w:cs="Times New Roman"/>
           <w:sz w:val="24"/>
           <w:szCs w:val="24"/>
         </w:rPr>
@@ -366,7 +322,7 @@
       </w:r>
       <w:r>
         <w:rPr>
-          <w:rFonts w:cstheme="minorHAnsi"/>
+          <w:rFonts w:ascii="Times New Roman" w:hAnsi="Times New Roman" w:cs="Times New Roman"/>
           <w:sz w:val="24"/>
           <w:szCs w:val="24"/>
         </w:rPr>
@@ -376,15 +332,16 @@
     <w:p>
       <w:pPr>
         <w:pStyle w:val="Cmsor2"/>
-        <w:rPr>
-          <w:rFonts w:asciiTheme="minorHAnsi" w:hAnsiTheme="minorHAnsi" w:cstheme="minorHAnsi"/>
+        <w:jc w:val="both"/>
+        <w:rPr>
+          <w:rFonts w:ascii="Times New Roman" w:hAnsi="Times New Roman" w:cs="Times New Roman"/>
           <w:sz w:val="28"/>
           <w:szCs w:val="28"/>
         </w:rPr>
       </w:pPr>
       <w:r>
         <w:rPr>
-          <w:rFonts w:asciiTheme="minorHAnsi" w:hAnsiTheme="minorHAnsi" w:cstheme="minorHAnsi"/>
+          <w:rFonts w:ascii="Times New Roman" w:hAnsi="Times New Roman" w:cs="Times New Roman"/>
           <w:sz w:val="28"/>
           <w:szCs w:val="28"/>
         </w:rPr>
@@ -392,7 +349,7 @@
       </w:r>
       <w:r>
         <w:rPr>
-          <w:rFonts w:asciiTheme="minorHAnsi" w:hAnsiTheme="minorHAnsi" w:cstheme="minorHAnsi"/>
+          <w:rFonts w:ascii="Times New Roman" w:hAnsi="Times New Roman" w:cs="Times New Roman"/>
           <w:sz w:val="28"/>
           <w:szCs w:val="28"/>
         </w:rPr>
@@ -400,7 +357,7 @@
       </w:r>
       <w:r>
         <w:rPr>
-          <w:rFonts w:asciiTheme="minorHAnsi" w:hAnsiTheme="minorHAnsi" w:cstheme="minorHAnsi"/>
+          <w:rFonts w:ascii="Times New Roman" w:hAnsi="Times New Roman" w:cs="Times New Roman"/>
           <w:sz w:val="28"/>
           <w:szCs w:val="28"/>
         </w:rPr>
@@ -409,7 +366,7 @@
       <w:proofErr w:type="spellStart"/>
       <w:r>
         <w:rPr>
-          <w:rFonts w:asciiTheme="minorHAnsi" w:hAnsiTheme="minorHAnsi" w:cstheme="minorHAnsi"/>
+          <w:rFonts w:ascii="Times New Roman" w:hAnsi="Times New Roman" w:cs="Times New Roman"/>
           <w:sz w:val="28"/>
           <w:szCs w:val="28"/>
         </w:rPr>
@@ -419,64 +376,34 @@
     </w:p>
     <w:p>
       <w:pPr>
-        <w:rPr>
-          <w:rFonts w:cstheme="minorHAnsi"/>
-          <w:sz w:val="24"/>
-          <w:szCs w:val="24"/>
-        </w:rPr>
-      </w:pPr>
-      <w:r>
-        <w:rPr>
-          <w:rFonts w:cstheme="minorHAnsi"/>
-          <w:sz w:val="24"/>
-          <w:szCs w:val="24"/>
-        </w:rPr>
-        <w:t>Az alábbi teszt a bejelentkezési felület működését ellenőrzi.</w:t>
-      </w:r>
-      <w:r>
-        <w:rPr>
-          <w:rFonts w:cstheme="minorHAnsi"/>
-          <w:sz w:val="24"/>
-          <w:szCs w:val="24"/>
-        </w:rPr>
-        <w:t xml:space="preserve"> S</w:t>
-      </w:r>
-      <w:r>
-        <w:rPr>
-          <w:rFonts w:cstheme="minorHAnsi"/>
-          <w:sz w:val="24"/>
-          <w:szCs w:val="24"/>
-        </w:rPr>
-        <w:t>ikeres bejelentkezés esetén megjelenik a sikeres visszajelzés,</w:t>
-      </w:r>
-      <w:r>
-        <w:rPr>
-          <w:rFonts w:cstheme="minorHAnsi"/>
-          <w:sz w:val="24"/>
-          <w:szCs w:val="24"/>
-        </w:rPr>
-        <w:t xml:space="preserve"> </w:t>
-      </w:r>
-      <w:r>
-        <w:rPr>
-          <w:rFonts w:cstheme="minorHAnsi"/>
-          <w:sz w:val="24"/>
-          <w:szCs w:val="24"/>
-        </w:rPr>
-        <w:t xml:space="preserve">hiányzó adatok esetén megjelenik a megfelelő hibaüzenet. </w:t>
-      </w:r>
-    </w:p>
-    <w:p>
-      <w:pPr>
-        <w:rPr>
-          <w:rFonts w:cstheme="minorHAnsi"/>
-          <w:sz w:val="24"/>
-          <w:szCs w:val="24"/>
-        </w:rPr>
-      </w:pPr>
-      <w:r>
-        <w:rPr>
-          <w:rFonts w:cstheme="minorHAnsi"/>
+        <w:jc w:val="both"/>
+        <w:rPr>
+          <w:rFonts w:ascii="Times New Roman" w:hAnsi="Times New Roman" w:cs="Times New Roman"/>
+          <w:sz w:val="24"/>
+          <w:szCs w:val="24"/>
+        </w:rPr>
+      </w:pPr>
+      <w:r>
+        <w:rPr>
+          <w:rFonts w:ascii="Times New Roman" w:hAnsi="Times New Roman" w:cs="Times New Roman"/>
+          <w:sz w:val="24"/>
+          <w:szCs w:val="24"/>
+        </w:rPr>
+        <w:t xml:space="preserve">Az alábbi teszt a bejelentkezési felület működését ellenőrzi. Sikeres bejelentkezés esetén megjelenik a sikeres visszajelzés, hiányzó adatok esetén megjelenik a megfelelő hibaüzenet. </w:t>
+      </w:r>
+    </w:p>
+    <w:p>
+      <w:pPr>
+        <w:jc w:val="both"/>
+        <w:rPr>
+          <w:rFonts w:ascii="Times New Roman" w:hAnsi="Times New Roman" w:cs="Times New Roman"/>
+          <w:sz w:val="24"/>
+          <w:szCs w:val="24"/>
+        </w:rPr>
+      </w:pPr>
+      <w:r>
+        <w:rPr>
+          <w:rFonts w:ascii="Times New Roman" w:hAnsi="Times New Roman" w:cs="Times New Roman"/>
           <w:sz w:val="24"/>
           <w:szCs w:val="24"/>
         </w:rPr>
@@ -485,13 +412,17 @@
     </w:p>
     <w:p>
       <w:pPr>
-        <w:rPr>
-          <w:sz w:val="24"/>
-          <w:szCs w:val="24"/>
-        </w:rPr>
-      </w:pPr>
-      <w:r>
-        <w:rPr>
+        <w:jc w:val="both"/>
+        <w:rPr>
+          <w:rFonts w:ascii="Times New Roman" w:hAnsi="Times New Roman" w:cs="Times New Roman"/>
+          <w:sz w:val="24"/>
+          <w:szCs w:val="24"/>
+        </w:rPr>
+      </w:pPr>
+      <w:r>
+        <w:rPr>
+          <w:rFonts w:ascii="Times New Roman" w:hAnsi="Times New Roman" w:cs="Times New Roman"/>
+          <w:noProof/>
           <w:sz w:val="24"/>
           <w:szCs w:val="24"/>
         </w:rPr>
@@ -534,105 +465,181 @@
     </w:p>
     <w:p>
       <w:pPr>
-        <w:rPr>
-          <w:rFonts w:cstheme="minorHAnsi"/>
-          <w:sz w:val="24"/>
-          <w:szCs w:val="24"/>
-        </w:rPr>
-      </w:pPr>
-      <w:proofErr w:type="spellStart"/>
-      <w:r>
-        <w:rPr>
-          <w:rFonts w:cstheme="minorHAnsi"/>
+        <w:jc w:val="both"/>
+        <w:rPr>
+          <w:rFonts w:ascii="Times New Roman" w:hAnsi="Times New Roman" w:cs="Times New Roman"/>
+          <w:sz w:val="24"/>
+          <w:szCs w:val="24"/>
+        </w:rPr>
+      </w:pPr>
+      <w:proofErr w:type="spellStart"/>
+      <w:r>
+        <w:rPr>
+          <w:rFonts w:ascii="Times New Roman" w:hAnsi="Times New Roman" w:cs="Times New Roman"/>
+          <w:sz w:val="24"/>
+          <w:szCs w:val="24"/>
+        </w:rPr>
+        <w:t>src</w:t>
+      </w:r>
+      <w:proofErr w:type="spellEnd"/>
+      <w:r>
+        <w:rPr>
+          <w:rFonts w:ascii="Times New Roman" w:hAnsi="Times New Roman" w:cs="Times New Roman"/>
+          <w:sz w:val="24"/>
+          <w:szCs w:val="24"/>
+        </w:rPr>
+        <w:t>/__test__/</w:t>
+      </w:r>
+      <w:proofErr w:type="spellStart"/>
+      <w:r>
+        <w:rPr>
+          <w:rFonts w:ascii="Times New Roman" w:hAnsi="Times New Roman" w:cs="Times New Roman"/>
+          <w:sz w:val="24"/>
+          <w:szCs w:val="24"/>
+        </w:rPr>
+        <w:t>Login.test.jsx</w:t>
+      </w:r>
+      <w:proofErr w:type="spellEnd"/>
+      <w:r>
+        <w:rPr>
+          <w:rFonts w:ascii="Times New Roman" w:hAnsi="Times New Roman" w:cs="Times New Roman"/>
+          <w:sz w:val="24"/>
+          <w:szCs w:val="24"/>
+        </w:rPr>
+        <w:t>:</w:t>
+      </w:r>
+    </w:p>
+    <w:p>
+      <w:pPr>
+        <w:jc w:val="both"/>
+        <w:rPr>
+          <w:rFonts w:ascii="Times New Roman" w:hAnsi="Times New Roman" w:cs="Times New Roman"/>
+          <w:sz w:val="24"/>
+          <w:szCs w:val="24"/>
+        </w:rPr>
+      </w:pPr>
+      <w:r>
+        <w:rPr>
+          <w:rFonts w:ascii="Times New Roman" w:hAnsi="Times New Roman" w:cs="Times New Roman"/>
+          <w:sz w:val="24"/>
+          <w:szCs w:val="24"/>
+        </w:rPr>
+        <w:t xml:space="preserve">Login &gt; </w:t>
+      </w:r>
+      <w:proofErr w:type="spellStart"/>
+      <w:r>
+        <w:rPr>
+          <w:rFonts w:ascii="Times New Roman" w:hAnsi="Times New Roman" w:cs="Times New Roman"/>
+          <w:sz w:val="24"/>
+          <w:szCs w:val="24"/>
+        </w:rPr>
+        <w:t>successful</w:t>
+      </w:r>
+      <w:proofErr w:type="spellEnd"/>
+      <w:r>
+        <w:rPr>
+          <w:rFonts w:ascii="Times New Roman" w:hAnsi="Times New Roman" w:cs="Times New Roman"/>
+          <w:sz w:val="24"/>
+          <w:szCs w:val="24"/>
+        </w:rPr>
+        <w:t xml:space="preserve"> login shows </w:t>
+      </w:r>
+      <w:proofErr w:type="spellStart"/>
+      <w:r>
+        <w:rPr>
+          <w:rFonts w:ascii="Times New Roman" w:hAnsi="Times New Roman" w:cs="Times New Roman"/>
+          <w:sz w:val="24"/>
+          <w:szCs w:val="24"/>
+        </w:rPr>
+        <w:t>success</w:t>
+      </w:r>
+      <w:proofErr w:type="spellEnd"/>
+      <w:r>
+        <w:rPr>
+          <w:rFonts w:ascii="Times New Roman" w:hAnsi="Times New Roman" w:cs="Times New Roman"/>
+          <w:sz w:val="24"/>
+          <w:szCs w:val="24"/>
+        </w:rPr>
+        <w:t xml:space="preserve"> </w:t>
+      </w:r>
+      <w:proofErr w:type="spellStart"/>
+      <w:r>
+        <w:rPr>
+          <w:rFonts w:ascii="Times New Roman" w:hAnsi="Times New Roman" w:cs="Times New Roman"/>
+          <w:sz w:val="24"/>
+          <w:szCs w:val="24"/>
+        </w:rPr>
+        <w:t>message</w:t>
+      </w:r>
+      <w:proofErr w:type="spellEnd"/>
+    </w:p>
+    <w:p>
+      <w:pPr>
+        <w:jc w:val="both"/>
+        <w:rPr>
+          <w:rFonts w:ascii="Times New Roman" w:hAnsi="Times New Roman" w:cs="Times New Roman"/>
+          <w:sz w:val="24"/>
+          <w:szCs w:val="24"/>
+        </w:rPr>
+      </w:pPr>
+      <w:r>
+        <w:rPr>
+          <w:rFonts w:ascii="Times New Roman" w:hAnsi="Times New Roman" w:cs="Times New Roman"/>
           <w:sz w:val="24"/>
           <w:szCs w:val="24"/>
         </w:rPr>
         <w:lastRenderedPageBreak/>
-        <w:t>src</w:t>
-      </w:r>
-      <w:proofErr w:type="spellEnd"/>
-      <w:r>
-        <w:rPr>
-          <w:rFonts w:cstheme="minorHAnsi"/>
-          <w:sz w:val="24"/>
-          <w:szCs w:val="24"/>
-        </w:rPr>
-        <w:t>/</w:t>
-      </w:r>
-      <w:r>
-        <w:rPr>
-          <w:rFonts w:cstheme="minorHAnsi"/>
-          <w:sz w:val="24"/>
-          <w:szCs w:val="24"/>
-        </w:rPr>
-        <w:t>__test__/</w:t>
-      </w:r>
-      <w:proofErr w:type="spellStart"/>
-      <w:r>
-        <w:rPr>
-          <w:rFonts w:cstheme="minorHAnsi"/>
-          <w:sz w:val="24"/>
-          <w:szCs w:val="24"/>
-        </w:rPr>
-        <w:t>Login.test.jsx</w:t>
-      </w:r>
-      <w:proofErr w:type="spellEnd"/>
-      <w:r>
-        <w:rPr>
-          <w:rFonts w:cstheme="minorHAnsi"/>
-          <w:sz w:val="24"/>
-          <w:szCs w:val="24"/>
-        </w:rPr>
-        <w:t>:</w:t>
-      </w:r>
-    </w:p>
-    <w:p>
-      <w:pPr>
-        <w:rPr>
-          <w:rFonts w:cstheme="minorHAnsi"/>
-          <w:sz w:val="24"/>
-          <w:szCs w:val="24"/>
-        </w:rPr>
-      </w:pPr>
-      <w:r>
-        <w:rPr>
-          <w:rFonts w:cstheme="minorHAnsi"/>
-          <w:sz w:val="24"/>
-          <w:szCs w:val="24"/>
-        </w:rPr>
-        <w:t xml:space="preserve">Login &gt; </w:t>
-      </w:r>
-      <w:proofErr w:type="spellStart"/>
-      <w:r>
-        <w:rPr>
-          <w:rFonts w:cstheme="minorHAnsi"/>
-          <w:sz w:val="24"/>
-          <w:szCs w:val="24"/>
-        </w:rPr>
-        <w:t>successful</w:t>
-      </w:r>
-      <w:proofErr w:type="spellEnd"/>
-      <w:r>
-        <w:rPr>
-          <w:rFonts w:cstheme="minorHAnsi"/>
-          <w:sz w:val="24"/>
-          <w:szCs w:val="24"/>
-        </w:rPr>
-        <w:t xml:space="preserve"> login shows </w:t>
-      </w:r>
-      <w:proofErr w:type="spellStart"/>
-      <w:r>
-        <w:rPr>
-          <w:rFonts w:cstheme="minorHAnsi"/>
-          <w:sz w:val="24"/>
-          <w:szCs w:val="24"/>
-        </w:rPr>
-        <w:t>success</w:t>
-      </w:r>
-      <w:proofErr w:type="spellEnd"/>
-      <w:r>
-        <w:rPr>
-          <w:rFonts w:cstheme="minorHAnsi"/>
+        <w:t xml:space="preserve">A teszt sikeres. A bejelentkezési komponens megfelelően működik: a </w:t>
+      </w:r>
+      <w:proofErr w:type="spellStart"/>
+      <w:r>
+        <w:rPr>
+          <w:rFonts w:ascii="Times New Roman" w:hAnsi="Times New Roman" w:cs="Times New Roman"/>
+          <w:sz w:val="24"/>
+          <w:szCs w:val="24"/>
+        </w:rPr>
+        <w:t>form</w:t>
+      </w:r>
+      <w:proofErr w:type="spellEnd"/>
+      <w:r>
+        <w:rPr>
+          <w:rFonts w:ascii="Times New Roman" w:hAnsi="Times New Roman" w:cs="Times New Roman"/>
+          <w:sz w:val="24"/>
+          <w:szCs w:val="24"/>
+        </w:rPr>
+        <w:t xml:space="preserve"> elküldése után a rendszer sikeres bejelentkezés esetén megjeleníti a visszajelzést a felhasználó számára.</w:t>
+      </w:r>
+    </w:p>
+    <w:p>
+      <w:pPr>
+        <w:jc w:val="both"/>
+        <w:rPr>
+          <w:rFonts w:ascii="Times New Roman" w:hAnsi="Times New Roman" w:cs="Times New Roman"/>
+          <w:sz w:val="24"/>
+          <w:szCs w:val="24"/>
+        </w:rPr>
+      </w:pPr>
+      <w:r>
+        <w:rPr>
+          <w:rFonts w:ascii="Times New Roman" w:hAnsi="Times New Roman" w:cs="Times New Roman"/>
+          <w:sz w:val="24"/>
+          <w:szCs w:val="24"/>
+        </w:rPr>
+        <w:t xml:space="preserve">Login &gt; shows </w:t>
+      </w:r>
+      <w:proofErr w:type="spellStart"/>
+      <w:r>
+        <w:rPr>
+          <w:rFonts w:ascii="Times New Roman" w:hAnsi="Times New Roman" w:cs="Times New Roman"/>
+          <w:sz w:val="24"/>
+          <w:szCs w:val="24"/>
+        </w:rPr>
+        <w:t>error</w:t>
+      </w:r>
+      <w:proofErr w:type="spellEnd"/>
+      <w:r>
+        <w:rPr>
+          <w:rFonts w:ascii="Times New Roman" w:hAnsi="Times New Roman" w:cs="Times New Roman"/>
           <w:sz w:val="24"/>
           <w:szCs w:val="24"/>
         </w:rPr>
@@ -641,78 +648,16 @@
       <w:proofErr w:type="spellStart"/>
       <w:r>
         <w:rPr>
-          <w:rFonts w:cstheme="minorHAnsi"/>
-          <w:sz w:val="24"/>
-          <w:szCs w:val="24"/>
-        </w:rPr>
-        <w:t>message</w:t>
-      </w:r>
-      <w:proofErr w:type="spellEnd"/>
-    </w:p>
-    <w:p>
-      <w:pPr>
-        <w:rPr>
-          <w:rFonts w:cstheme="minorHAnsi"/>
-          <w:sz w:val="24"/>
-          <w:szCs w:val="24"/>
-        </w:rPr>
-      </w:pPr>
-      <w:r>
-        <w:rPr>
-          <w:rFonts w:cstheme="minorHAnsi"/>
-          <w:sz w:val="24"/>
-          <w:szCs w:val="24"/>
-        </w:rPr>
-        <w:t xml:space="preserve">A teszt sikeres. A bejelentkezési komponens megfelelően működik: a </w:t>
-      </w:r>
-      <w:proofErr w:type="spellStart"/>
-      <w:r>
-        <w:rPr>
-          <w:rFonts w:cstheme="minorHAnsi"/>
-          <w:sz w:val="24"/>
-          <w:szCs w:val="24"/>
-        </w:rPr>
-        <w:t>form</w:t>
-      </w:r>
-      <w:proofErr w:type="spellEnd"/>
-      <w:r>
-        <w:rPr>
-          <w:rFonts w:cstheme="minorHAnsi"/>
-          <w:sz w:val="24"/>
-          <w:szCs w:val="24"/>
-        </w:rPr>
-        <w:t xml:space="preserve"> elküldése után a rendszer sikeres bejelentkezés esetén megjeleníti a visszajelzést a felhasználó számára.</w:t>
-      </w:r>
-    </w:p>
-    <w:p>
-      <w:pPr>
-        <w:rPr>
-          <w:rFonts w:cstheme="minorHAnsi"/>
-          <w:sz w:val="24"/>
-          <w:szCs w:val="24"/>
-        </w:rPr>
-      </w:pPr>
-      <w:r>
-        <w:rPr>
-          <w:rFonts w:cstheme="minorHAnsi"/>
-          <w:sz w:val="24"/>
-          <w:szCs w:val="24"/>
-        </w:rPr>
-        <w:t xml:space="preserve">Login &gt; shows </w:t>
-      </w:r>
-      <w:proofErr w:type="spellStart"/>
-      <w:r>
-        <w:rPr>
-          <w:rFonts w:cstheme="minorHAnsi"/>
-          <w:sz w:val="24"/>
-          <w:szCs w:val="24"/>
-        </w:rPr>
-        <w:t>error</w:t>
-      </w:r>
-      <w:proofErr w:type="spellEnd"/>
-      <w:r>
-        <w:rPr>
-          <w:rFonts w:cstheme="minorHAnsi"/>
+          <w:rFonts w:ascii="Times New Roman" w:hAnsi="Times New Roman" w:cs="Times New Roman"/>
+          <w:sz w:val="24"/>
+          <w:szCs w:val="24"/>
+        </w:rPr>
+        <w:t>when</w:t>
+      </w:r>
+      <w:proofErr w:type="spellEnd"/>
+      <w:r>
+        <w:rPr>
+          <w:rFonts w:ascii="Times New Roman" w:hAnsi="Times New Roman" w:cs="Times New Roman"/>
           <w:sz w:val="24"/>
           <w:szCs w:val="24"/>
         </w:rPr>
@@ -721,16 +666,16 @@
       <w:proofErr w:type="spellStart"/>
       <w:r>
         <w:rPr>
-          <w:rFonts w:cstheme="minorHAnsi"/>
-          <w:sz w:val="24"/>
-          <w:szCs w:val="24"/>
-        </w:rPr>
-        <w:t>when</w:t>
-      </w:r>
-      <w:proofErr w:type="spellEnd"/>
-      <w:r>
-        <w:rPr>
-          <w:rFonts w:cstheme="minorHAnsi"/>
+          <w:rFonts w:ascii="Times New Roman" w:hAnsi="Times New Roman" w:cs="Times New Roman"/>
+          <w:sz w:val="24"/>
+          <w:szCs w:val="24"/>
+        </w:rPr>
+        <w:t>credentials</w:t>
+      </w:r>
+      <w:proofErr w:type="spellEnd"/>
+      <w:r>
+        <w:rPr>
+          <w:rFonts w:ascii="Times New Roman" w:hAnsi="Times New Roman" w:cs="Times New Roman"/>
           <w:sz w:val="24"/>
           <w:szCs w:val="24"/>
         </w:rPr>
@@ -739,25 +684,7 @@
       <w:proofErr w:type="spellStart"/>
       <w:r>
         <w:rPr>
-          <w:rFonts w:cstheme="minorHAnsi"/>
-          <w:sz w:val="24"/>
-          <w:szCs w:val="24"/>
-        </w:rPr>
-        <w:t>credentials</w:t>
-      </w:r>
-      <w:proofErr w:type="spellEnd"/>
-      <w:r>
-        <w:rPr>
-          <w:rFonts w:cstheme="minorHAnsi"/>
-          <w:sz w:val="24"/>
-          <w:szCs w:val="24"/>
-        </w:rPr>
-        <w:t xml:space="preserve"> </w:t>
-      </w:r>
-      <w:proofErr w:type="spellStart"/>
-      <w:r>
-        <w:rPr>
-          <w:rFonts w:cstheme="minorHAnsi"/>
+          <w:rFonts w:ascii="Times New Roman" w:hAnsi="Times New Roman" w:cs="Times New Roman"/>
           <w:sz w:val="24"/>
           <w:szCs w:val="24"/>
         </w:rPr>
@@ -767,15 +694,16 @@
     </w:p>
     <w:p>
       <w:pPr>
-        <w:rPr>
-          <w:rFonts w:cstheme="minorHAnsi"/>
-          <w:sz w:val="24"/>
-          <w:szCs w:val="24"/>
-        </w:rPr>
-      </w:pPr>
-      <w:r>
-        <w:rPr>
-          <w:rFonts w:cstheme="minorHAnsi"/>
+        <w:jc w:val="both"/>
+        <w:rPr>
+          <w:rFonts w:ascii="Times New Roman" w:hAnsi="Times New Roman" w:cs="Times New Roman"/>
+          <w:sz w:val="24"/>
+          <w:szCs w:val="24"/>
+        </w:rPr>
+      </w:pPr>
+      <w:r>
+        <w:rPr>
+          <w:rFonts w:ascii="Times New Roman" w:hAnsi="Times New Roman" w:cs="Times New Roman"/>
           <w:sz w:val="24"/>
           <w:szCs w:val="24"/>
         </w:rPr>
@@ -785,56 +713,34 @@
     <w:p>
       <w:pPr>
         <w:pStyle w:val="Cmsor2"/>
-        <w:rPr>
-          <w:rFonts w:asciiTheme="minorHAnsi" w:hAnsiTheme="minorHAnsi" w:cstheme="minorHAnsi"/>
+        <w:jc w:val="both"/>
+        <w:rPr>
+          <w:rFonts w:ascii="Times New Roman" w:hAnsi="Times New Roman" w:cs="Times New Roman"/>
           <w:sz w:val="28"/>
           <w:szCs w:val="28"/>
         </w:rPr>
       </w:pPr>
       <w:r>
         <w:rPr>
-          <w:rFonts w:asciiTheme="minorHAnsi" w:hAnsiTheme="minorHAnsi" w:cstheme="minorHAnsi"/>
+          <w:rFonts w:ascii="Times New Roman" w:hAnsi="Times New Roman" w:cs="Times New Roman"/>
           <w:sz w:val="28"/>
           <w:szCs w:val="28"/>
         </w:rPr>
-        <w:t xml:space="preserve">React </w:t>
-      </w:r>
-      <w:r>
-        <w:rPr>
-          <w:rFonts w:asciiTheme="minorHAnsi" w:hAnsiTheme="minorHAnsi" w:cstheme="minorHAnsi"/>
-          <w:sz w:val="28"/>
-          <w:szCs w:val="28"/>
-        </w:rPr>
-        <w:t>Egység</w:t>
-      </w:r>
-      <w:r>
-        <w:rPr>
-          <w:rFonts w:asciiTheme="minorHAnsi" w:hAnsiTheme="minorHAnsi" w:cstheme="minorHAnsi"/>
-          <w:sz w:val="28"/>
-          <w:szCs w:val="28"/>
-        </w:rPr>
-        <w:t xml:space="preserve">teszt – </w:t>
-      </w:r>
-      <w:r>
-        <w:rPr>
-          <w:rFonts w:asciiTheme="minorHAnsi" w:hAnsiTheme="minorHAnsi" w:cstheme="minorHAnsi"/>
-          <w:sz w:val="28"/>
-          <w:szCs w:val="28"/>
-        </w:rPr>
-        <w:t>userService.test.js</w:t>
-      </w:r>
-    </w:p>
-    <w:p>
-      <w:pPr>
-        <w:rPr>
-          <w:rFonts w:cstheme="minorHAnsi"/>
-          <w:sz w:val="24"/>
-          <w:szCs w:val="24"/>
-        </w:rPr>
-      </w:pPr>
-      <w:r>
-        <w:rPr>
-          <w:rFonts w:cstheme="minorHAnsi"/>
+        <w:t>React Egységteszt – userService.test.js</w:t>
+      </w:r>
+    </w:p>
+    <w:p>
+      <w:pPr>
+        <w:jc w:val="both"/>
+        <w:rPr>
+          <w:rFonts w:ascii="Times New Roman" w:hAnsi="Times New Roman" w:cs="Times New Roman"/>
+          <w:sz w:val="24"/>
+          <w:szCs w:val="24"/>
+        </w:rPr>
+      </w:pPr>
+      <w:r>
+        <w:rPr>
+          <w:rFonts w:ascii="Times New Roman" w:hAnsi="Times New Roman" w:cs="Times New Roman"/>
           <w:sz w:val="24"/>
           <w:szCs w:val="24"/>
         </w:rPr>
@@ -842,7 +748,7 @@
       </w:r>
       <w:r>
         <w:rPr>
-          <w:rFonts w:cstheme="minorHAnsi"/>
+          <w:rFonts w:ascii="Times New Roman" w:hAnsi="Times New Roman" w:cs="Times New Roman"/>
           <w:sz w:val="24"/>
           <w:szCs w:val="24"/>
         </w:rPr>
@@ -850,7 +756,7 @@
       </w:r>
       <w:r>
         <w:rPr>
-          <w:rFonts w:cstheme="minorHAnsi"/>
+          <w:rFonts w:ascii="Times New Roman" w:hAnsi="Times New Roman" w:cs="Times New Roman"/>
           <w:sz w:val="24"/>
           <w:szCs w:val="24"/>
         </w:rPr>
@@ -858,7 +764,7 @@
       </w:r>
       <w:r>
         <w:rPr>
-          <w:rFonts w:cstheme="minorHAnsi"/>
+          <w:rFonts w:ascii="Times New Roman" w:hAnsi="Times New Roman" w:cs="Times New Roman"/>
           <w:sz w:val="24"/>
           <w:szCs w:val="24"/>
         </w:rPr>
@@ -866,7 +772,7 @@
       </w:r>
       <w:r>
         <w:rPr>
-          <w:rFonts w:cstheme="minorHAnsi"/>
+          <w:rFonts w:ascii="Times New Roman" w:hAnsi="Times New Roman" w:cs="Times New Roman"/>
           <w:sz w:val="24"/>
           <w:szCs w:val="24"/>
         </w:rPr>
@@ -874,7 +780,17 @@
       </w:r>
     </w:p>
     <w:p>
-      <w:r>
+      <w:pPr>
+        <w:jc w:val="both"/>
+        <w:rPr>
+          <w:rFonts w:ascii="Times New Roman" w:hAnsi="Times New Roman" w:cs="Times New Roman"/>
+        </w:rPr>
+      </w:pPr>
+      <w:r>
+        <w:rPr>
+          <w:rFonts w:ascii="Times New Roman" w:hAnsi="Times New Roman" w:cs="Times New Roman"/>
+          <w:noProof/>
+        </w:rPr>
         <w:drawing>
           <wp:inline distT="0" distB="0" distL="0" distR="0" wp14:anchorId="5FF18A36" wp14:editId="5893EB04">
             <wp:extent cx="4627660" cy="3255991"/>
@@ -914,16 +830,17 @@
     </w:p>
     <w:p>
       <w:pPr>
-        <w:rPr>
-          <w:rFonts w:cstheme="minorHAnsi"/>
-          <w:sz w:val="24"/>
-          <w:szCs w:val="24"/>
-        </w:rPr>
-      </w:pPr>
-      <w:proofErr w:type="spellStart"/>
-      <w:r>
-        <w:rPr>
-          <w:rFonts w:cstheme="minorHAnsi"/>
+        <w:jc w:val="both"/>
+        <w:rPr>
+          <w:rFonts w:ascii="Times New Roman" w:hAnsi="Times New Roman" w:cs="Times New Roman"/>
+          <w:sz w:val="24"/>
+          <w:szCs w:val="24"/>
+        </w:rPr>
+      </w:pPr>
+      <w:proofErr w:type="spellStart"/>
+      <w:r>
+        <w:rPr>
+          <w:rFonts w:ascii="Times New Roman" w:hAnsi="Times New Roman" w:cs="Times New Roman"/>
           <w:sz w:val="24"/>
           <w:szCs w:val="24"/>
         </w:rPr>
@@ -932,41 +849,172 @@
       <w:proofErr w:type="spellEnd"/>
       <w:r>
         <w:rPr>
-          <w:rFonts w:cstheme="minorHAnsi"/>
-          <w:sz w:val="24"/>
-          <w:szCs w:val="24"/>
-        </w:rPr>
-        <w:t>/__test__/</w:t>
-      </w:r>
-      <w:r>
-        <w:rPr>
-          <w:rFonts w:cstheme="minorHAnsi"/>
+          <w:rFonts w:ascii="Times New Roman" w:hAnsi="Times New Roman" w:cs="Times New Roman"/>
+          <w:sz w:val="24"/>
+          <w:szCs w:val="24"/>
+        </w:rPr>
+        <w:t>/__test__/userService.test.js:</w:t>
+      </w:r>
+    </w:p>
+    <w:p>
+      <w:pPr>
+        <w:jc w:val="both"/>
+        <w:rPr>
+          <w:rFonts w:ascii="Times New Roman" w:hAnsi="Times New Roman" w:cs="Times New Roman"/>
+          <w:sz w:val="24"/>
+          <w:szCs w:val="24"/>
+        </w:rPr>
+      </w:pPr>
+      <w:proofErr w:type="spellStart"/>
+      <w:r>
+        <w:rPr>
+          <w:rFonts w:ascii="Times New Roman" w:hAnsi="Times New Roman" w:cs="Times New Roman"/>
           <w:sz w:val="24"/>
           <w:szCs w:val="24"/>
         </w:rPr>
         <w:t>userService</w:t>
       </w:r>
-      <w:r>
-        <w:rPr>
-          <w:rFonts w:cstheme="minorHAnsi"/>
-          <w:sz w:val="24"/>
-          <w:szCs w:val="24"/>
-        </w:rPr>
-        <w:t>.test.js:</w:t>
-      </w:r>
-    </w:p>
-    <w:p>
-      <w:pPr>
-        <w:rPr>
-          <w:rFonts w:cstheme="minorHAnsi"/>
-          <w:sz w:val="24"/>
-          <w:szCs w:val="24"/>
-        </w:rPr>
-      </w:pPr>
-      <w:proofErr w:type="spellStart"/>
-      <w:r>
-        <w:rPr>
-          <w:rFonts w:cstheme="minorHAnsi"/>
+      <w:proofErr w:type="spellEnd"/>
+      <w:r>
+        <w:rPr>
+          <w:rFonts w:ascii="Times New Roman" w:hAnsi="Times New Roman" w:cs="Times New Roman"/>
+          <w:sz w:val="24"/>
+          <w:szCs w:val="24"/>
+        </w:rPr>
+        <w:t xml:space="preserve"> &gt; </w:t>
+      </w:r>
+      <w:proofErr w:type="spellStart"/>
+      <w:r>
+        <w:rPr>
+          <w:rFonts w:ascii="Times New Roman" w:hAnsi="Times New Roman" w:cs="Times New Roman"/>
+          <w:sz w:val="24"/>
+          <w:szCs w:val="24"/>
+        </w:rPr>
+        <w:t>getPublicUser</w:t>
+      </w:r>
+      <w:proofErr w:type="spellEnd"/>
+      <w:r>
+        <w:rPr>
+          <w:rFonts w:ascii="Times New Roman" w:hAnsi="Times New Roman" w:cs="Times New Roman"/>
+          <w:sz w:val="24"/>
+          <w:szCs w:val="24"/>
+        </w:rPr>
+        <w:t xml:space="preserve"> </w:t>
+      </w:r>
+      <w:proofErr w:type="spellStart"/>
+      <w:r>
+        <w:rPr>
+          <w:rFonts w:ascii="Times New Roman" w:hAnsi="Times New Roman" w:cs="Times New Roman"/>
+          <w:sz w:val="24"/>
+          <w:szCs w:val="24"/>
+        </w:rPr>
+        <w:t>returns</w:t>
+      </w:r>
+      <w:proofErr w:type="spellEnd"/>
+      <w:r>
+        <w:rPr>
+          <w:rFonts w:ascii="Times New Roman" w:hAnsi="Times New Roman" w:cs="Times New Roman"/>
+          <w:sz w:val="24"/>
+          <w:szCs w:val="24"/>
+        </w:rPr>
+        <w:t xml:space="preserve"> </w:t>
+      </w:r>
+      <w:proofErr w:type="spellStart"/>
+      <w:r>
+        <w:rPr>
+          <w:rFonts w:ascii="Times New Roman" w:hAnsi="Times New Roman" w:cs="Times New Roman"/>
+          <w:sz w:val="24"/>
+          <w:szCs w:val="24"/>
+        </w:rPr>
+        <w:t>result</w:t>
+      </w:r>
+      <w:proofErr w:type="spellEnd"/>
+      <w:r>
+        <w:rPr>
+          <w:rFonts w:ascii="Times New Roman" w:hAnsi="Times New Roman" w:cs="Times New Roman"/>
+          <w:sz w:val="24"/>
+          <w:szCs w:val="24"/>
+        </w:rPr>
+        <w:t xml:space="preserve"> on </w:t>
+      </w:r>
+      <w:proofErr w:type="spellStart"/>
+      <w:r>
+        <w:rPr>
+          <w:rFonts w:ascii="Times New Roman" w:hAnsi="Times New Roman" w:cs="Times New Roman"/>
+          <w:sz w:val="24"/>
+          <w:szCs w:val="24"/>
+        </w:rPr>
+        <w:t>valid</w:t>
+      </w:r>
+      <w:proofErr w:type="spellEnd"/>
+      <w:r>
+        <w:rPr>
+          <w:rFonts w:ascii="Times New Roman" w:hAnsi="Times New Roman" w:cs="Times New Roman"/>
+          <w:sz w:val="24"/>
+          <w:szCs w:val="24"/>
+        </w:rPr>
+        <w:t xml:space="preserve"> </w:t>
+      </w:r>
+      <w:proofErr w:type="spellStart"/>
+      <w:r>
+        <w:rPr>
+          <w:rFonts w:ascii="Times New Roman" w:hAnsi="Times New Roman" w:cs="Times New Roman"/>
+          <w:sz w:val="24"/>
+          <w:szCs w:val="24"/>
+        </w:rPr>
+        <w:t>response</w:t>
+      </w:r>
+      <w:proofErr w:type="spellEnd"/>
+    </w:p>
+    <w:p>
+      <w:pPr>
+        <w:jc w:val="both"/>
+        <w:rPr>
+          <w:rFonts w:ascii="Times New Roman" w:hAnsi="Times New Roman" w:cs="Times New Roman"/>
+          <w:sz w:val="24"/>
+          <w:szCs w:val="24"/>
+        </w:rPr>
+      </w:pPr>
+      <w:r>
+        <w:rPr>
+          <w:rFonts w:ascii="Times New Roman" w:hAnsi="Times New Roman" w:cs="Times New Roman"/>
+          <w:sz w:val="24"/>
+          <w:szCs w:val="24"/>
+        </w:rPr>
+        <w:t xml:space="preserve">A teszt sikeres. A </w:t>
+      </w:r>
+      <w:proofErr w:type="spellStart"/>
+      <w:r>
+        <w:rPr>
+          <w:rFonts w:ascii="Times New Roman" w:hAnsi="Times New Roman" w:cs="Times New Roman"/>
+          <w:sz w:val="24"/>
+          <w:szCs w:val="24"/>
+        </w:rPr>
+        <w:t>getPublicUser</w:t>
+      </w:r>
+      <w:proofErr w:type="spellEnd"/>
+      <w:r>
+        <w:rPr>
+          <w:rFonts w:ascii="Times New Roman" w:hAnsi="Times New Roman" w:cs="Times New Roman"/>
+          <w:sz w:val="24"/>
+          <w:szCs w:val="24"/>
+        </w:rPr>
+        <w:t xml:space="preserve"> függvény megfelelően dolgozza fel a szervertől érkező válasz adatokat, és a felhasználói objektumot adja vissza a frontend számára.</w:t>
+      </w:r>
+    </w:p>
+    <w:p>
+      <w:pPr>
+        <w:jc w:val="both"/>
+        <w:rPr>
+          <w:rFonts w:ascii="Times New Roman" w:hAnsi="Times New Roman" w:cs="Times New Roman"/>
+          <w:sz w:val="24"/>
+          <w:szCs w:val="24"/>
+        </w:rPr>
+      </w:pPr>
+      <w:proofErr w:type="spellStart"/>
+      <w:r>
+        <w:rPr>
+          <w:rFonts w:ascii="Times New Roman" w:hAnsi="Times New Roman" w:cs="Times New Roman"/>
           <w:sz w:val="24"/>
           <w:szCs w:val="24"/>
         </w:rPr>
@@ -975,7 +1023,7 @@
       <w:proofErr w:type="spellEnd"/>
       <w:r>
         <w:rPr>
-          <w:rFonts w:cstheme="minorHAnsi"/>
+          <w:rFonts w:ascii="Times New Roman" w:hAnsi="Times New Roman" w:cs="Times New Roman"/>
           <w:sz w:val="24"/>
           <w:szCs w:val="24"/>
         </w:rPr>
@@ -984,16 +1032,34 @@
       <w:proofErr w:type="spellStart"/>
       <w:r>
         <w:rPr>
-          <w:rFonts w:cstheme="minorHAnsi"/>
-          <w:sz w:val="24"/>
-          <w:szCs w:val="24"/>
-        </w:rPr>
-        <w:t>getPublicUser</w:t>
-      </w:r>
-      <w:proofErr w:type="spellEnd"/>
-      <w:r>
-        <w:rPr>
-          <w:rFonts w:cstheme="minorHAnsi"/>
+          <w:rFonts w:ascii="Times New Roman" w:hAnsi="Times New Roman" w:cs="Times New Roman"/>
+          <w:sz w:val="24"/>
+          <w:szCs w:val="24"/>
+        </w:rPr>
+        <w:t>invalid</w:t>
+      </w:r>
+      <w:proofErr w:type="spellEnd"/>
+      <w:r>
+        <w:rPr>
+          <w:rFonts w:ascii="Times New Roman" w:hAnsi="Times New Roman" w:cs="Times New Roman"/>
+          <w:sz w:val="24"/>
+          <w:szCs w:val="24"/>
+        </w:rPr>
+        <w:t xml:space="preserve"> JSON </w:t>
+      </w:r>
+      <w:proofErr w:type="spellStart"/>
+      <w:r>
+        <w:rPr>
+          <w:rFonts w:ascii="Times New Roman" w:hAnsi="Times New Roman" w:cs="Times New Roman"/>
+          <w:sz w:val="24"/>
+          <w:szCs w:val="24"/>
+        </w:rPr>
+        <w:t>response</w:t>
+      </w:r>
+      <w:proofErr w:type="spellEnd"/>
+      <w:r>
+        <w:rPr>
+          <w:rFonts w:ascii="Times New Roman" w:hAnsi="Times New Roman" w:cs="Times New Roman"/>
           <w:sz w:val="24"/>
           <w:szCs w:val="24"/>
         </w:rPr>
@@ -1002,169 +1068,7 @@
       <w:proofErr w:type="spellStart"/>
       <w:r>
         <w:rPr>
-          <w:rFonts w:cstheme="minorHAnsi"/>
-          <w:sz w:val="24"/>
-          <w:szCs w:val="24"/>
-        </w:rPr>
-        <w:t>returns</w:t>
-      </w:r>
-      <w:proofErr w:type="spellEnd"/>
-      <w:r>
-        <w:rPr>
-          <w:rFonts w:cstheme="minorHAnsi"/>
-          <w:sz w:val="24"/>
-          <w:szCs w:val="24"/>
-        </w:rPr>
-        <w:t xml:space="preserve"> </w:t>
-      </w:r>
-      <w:proofErr w:type="spellStart"/>
-      <w:r>
-        <w:rPr>
-          <w:rFonts w:cstheme="minorHAnsi"/>
-          <w:sz w:val="24"/>
-          <w:szCs w:val="24"/>
-        </w:rPr>
-        <w:t>result</w:t>
-      </w:r>
-      <w:proofErr w:type="spellEnd"/>
-      <w:r>
-        <w:rPr>
-          <w:rFonts w:cstheme="minorHAnsi"/>
-          <w:sz w:val="24"/>
-          <w:szCs w:val="24"/>
-        </w:rPr>
-        <w:t xml:space="preserve"> on </w:t>
-      </w:r>
-      <w:proofErr w:type="spellStart"/>
-      <w:r>
-        <w:rPr>
-          <w:rFonts w:cstheme="minorHAnsi"/>
-          <w:sz w:val="24"/>
-          <w:szCs w:val="24"/>
-        </w:rPr>
-        <w:t>valid</w:t>
-      </w:r>
-      <w:proofErr w:type="spellEnd"/>
-      <w:r>
-        <w:rPr>
-          <w:rFonts w:cstheme="minorHAnsi"/>
-          <w:sz w:val="24"/>
-          <w:szCs w:val="24"/>
-        </w:rPr>
-        <w:t xml:space="preserve"> </w:t>
-      </w:r>
-      <w:proofErr w:type="spellStart"/>
-      <w:r>
-        <w:rPr>
-          <w:rFonts w:cstheme="minorHAnsi"/>
-          <w:sz w:val="24"/>
-          <w:szCs w:val="24"/>
-        </w:rPr>
-        <w:t>response</w:t>
-      </w:r>
-      <w:proofErr w:type="spellEnd"/>
-    </w:p>
-    <w:p>
-      <w:pPr>
-        <w:rPr>
-          <w:rFonts w:cstheme="minorHAnsi"/>
-          <w:sz w:val="24"/>
-          <w:szCs w:val="24"/>
-        </w:rPr>
-      </w:pPr>
-      <w:r>
-        <w:rPr>
-          <w:rFonts w:cstheme="minorHAnsi"/>
-          <w:sz w:val="24"/>
-          <w:szCs w:val="24"/>
-        </w:rPr>
-        <w:t xml:space="preserve">A teszt sikeres. A </w:t>
-      </w:r>
-      <w:proofErr w:type="spellStart"/>
-      <w:r>
-        <w:rPr>
-          <w:rFonts w:cstheme="minorHAnsi"/>
-          <w:sz w:val="24"/>
-          <w:szCs w:val="24"/>
-        </w:rPr>
-        <w:t>getPublicUser</w:t>
-      </w:r>
-      <w:proofErr w:type="spellEnd"/>
-      <w:r>
-        <w:rPr>
-          <w:rFonts w:cstheme="minorHAnsi"/>
-          <w:sz w:val="24"/>
-          <w:szCs w:val="24"/>
-        </w:rPr>
-        <w:t xml:space="preserve"> függvény megfelelően dolgozza fel a szervertől érkező válasz adatokat, és a felhasználói objektumot adja vissza a frontend számára.</w:t>
-      </w:r>
-    </w:p>
-    <w:p>
-      <w:pPr>
-        <w:rPr>
-          <w:rFonts w:cstheme="minorHAnsi"/>
-          <w:sz w:val="24"/>
-          <w:szCs w:val="24"/>
-        </w:rPr>
-      </w:pPr>
-      <w:proofErr w:type="spellStart"/>
-      <w:r>
-        <w:rPr>
-          <w:rFonts w:cstheme="minorHAnsi"/>
-          <w:sz w:val="24"/>
-          <w:szCs w:val="24"/>
-        </w:rPr>
-        <w:t>userService</w:t>
-      </w:r>
-      <w:proofErr w:type="spellEnd"/>
-      <w:r>
-        <w:rPr>
-          <w:rFonts w:cstheme="minorHAnsi"/>
-          <w:sz w:val="24"/>
-          <w:szCs w:val="24"/>
-        </w:rPr>
-        <w:t xml:space="preserve"> &gt; </w:t>
-      </w:r>
-      <w:proofErr w:type="spellStart"/>
-      <w:r>
-        <w:rPr>
-          <w:rFonts w:cstheme="minorHAnsi"/>
-          <w:sz w:val="24"/>
-          <w:szCs w:val="24"/>
-        </w:rPr>
-        <w:t>invalid</w:t>
-      </w:r>
-      <w:proofErr w:type="spellEnd"/>
-      <w:r>
-        <w:rPr>
-          <w:rFonts w:cstheme="minorHAnsi"/>
-          <w:sz w:val="24"/>
-          <w:szCs w:val="24"/>
-        </w:rPr>
-        <w:t xml:space="preserve"> JSON </w:t>
-      </w:r>
-      <w:proofErr w:type="spellStart"/>
-      <w:r>
-        <w:rPr>
-          <w:rFonts w:cstheme="minorHAnsi"/>
-          <w:sz w:val="24"/>
-          <w:szCs w:val="24"/>
-        </w:rPr>
-        <w:t>response</w:t>
-      </w:r>
-      <w:proofErr w:type="spellEnd"/>
-      <w:r>
-        <w:rPr>
-          <w:rFonts w:cstheme="minorHAnsi"/>
-          <w:sz w:val="24"/>
-          <w:szCs w:val="24"/>
-        </w:rPr>
-        <w:t xml:space="preserve"> </w:t>
-      </w:r>
-      <w:proofErr w:type="spellStart"/>
-      <w:r>
-        <w:rPr>
-          <w:rFonts w:cstheme="minorHAnsi"/>
+          <w:rFonts w:ascii="Times New Roman" w:hAnsi="Times New Roman" w:cs="Times New Roman"/>
           <w:sz w:val="24"/>
           <w:szCs w:val="24"/>
         </w:rPr>
@@ -1174,15 +1078,16 @@
     </w:p>
     <w:p>
       <w:pPr>
-        <w:rPr>
-          <w:rFonts w:cstheme="minorHAnsi"/>
-          <w:sz w:val="24"/>
-          <w:szCs w:val="24"/>
-        </w:rPr>
-      </w:pPr>
-      <w:r>
-        <w:rPr>
-          <w:rFonts w:cstheme="minorHAnsi"/>
+        <w:jc w:val="both"/>
+        <w:rPr>
+          <w:rFonts w:ascii="Times New Roman" w:hAnsi="Times New Roman" w:cs="Times New Roman"/>
+          <w:sz w:val="24"/>
+          <w:szCs w:val="24"/>
+        </w:rPr>
+      </w:pPr>
+      <w:r>
+        <w:rPr>
+          <w:rFonts w:ascii="Times New Roman" w:hAnsi="Times New Roman" w:cs="Times New Roman"/>
           <w:sz w:val="24"/>
           <w:szCs w:val="24"/>
         </w:rPr>
@@ -1192,8 +1097,9 @@
     <w:p>
       <w:pPr>
         <w:pStyle w:val="Cmsor2"/>
-        <w:rPr>
-          <w:rFonts w:asciiTheme="minorHAnsi" w:hAnsiTheme="minorHAnsi" w:cstheme="minorHAnsi"/>
+        <w:jc w:val="both"/>
+        <w:rPr>
+          <w:rFonts w:ascii="Times New Roman" w:hAnsi="Times New Roman" w:cs="Times New Roman"/>
           <w:sz w:val="28"/>
           <w:szCs w:val="28"/>
         </w:rPr>
@@ -1201,7 +1107,7 @@
       <w:proofErr w:type="spellStart"/>
       <w:r>
         <w:rPr>
-          <w:rFonts w:asciiTheme="minorHAnsi" w:hAnsiTheme="minorHAnsi" w:cstheme="minorHAnsi"/>
+          <w:rFonts w:ascii="Times New Roman" w:hAnsi="Times New Roman" w:cs="Times New Roman"/>
           <w:sz w:val="28"/>
           <w:szCs w:val="28"/>
         </w:rPr>
@@ -1210,7 +1116,7 @@
       <w:proofErr w:type="spellEnd"/>
       <w:r>
         <w:rPr>
-          <w:rFonts w:asciiTheme="minorHAnsi" w:hAnsiTheme="minorHAnsi" w:cstheme="minorHAnsi"/>
+          <w:rFonts w:ascii="Times New Roman" w:hAnsi="Times New Roman" w:cs="Times New Roman"/>
           <w:sz w:val="28"/>
           <w:szCs w:val="28"/>
         </w:rPr>
@@ -1219,7 +1125,7 @@
       <w:proofErr w:type="spellStart"/>
       <w:r>
         <w:rPr>
-          <w:rFonts w:asciiTheme="minorHAnsi" w:hAnsiTheme="minorHAnsi" w:cstheme="minorHAnsi"/>
+          <w:rFonts w:ascii="Times New Roman" w:hAnsi="Times New Roman" w:cs="Times New Roman"/>
           <w:sz w:val="28"/>
           <w:szCs w:val="28"/>
         </w:rPr>
@@ -1227,7 +1133,7 @@
       </w:r>
       <w:r>
         <w:rPr>
-          <w:rFonts w:asciiTheme="minorHAnsi" w:hAnsiTheme="minorHAnsi" w:cstheme="minorHAnsi"/>
+          <w:rFonts w:ascii="Times New Roman" w:hAnsi="Times New Roman" w:cs="Times New Roman"/>
           <w:sz w:val="28"/>
           <w:szCs w:val="28"/>
         </w:rPr>
@@ -1235,7 +1141,7 @@
       </w:r>
       <w:r>
         <w:rPr>
-          <w:rFonts w:asciiTheme="minorHAnsi" w:hAnsiTheme="minorHAnsi" w:cstheme="minorHAnsi"/>
+          <w:rFonts w:ascii="Times New Roman" w:hAnsi="Times New Roman" w:cs="Times New Roman"/>
           <w:sz w:val="28"/>
           <w:szCs w:val="28"/>
         </w:rPr>
@@ -1244,7 +1150,7 @@
       <w:proofErr w:type="spellEnd"/>
       <w:r>
         <w:rPr>
-          <w:rFonts w:asciiTheme="minorHAnsi" w:hAnsiTheme="minorHAnsi" w:cstheme="minorHAnsi"/>
+          <w:rFonts w:ascii="Times New Roman" w:hAnsi="Times New Roman" w:cs="Times New Roman"/>
           <w:sz w:val="28"/>
           <w:szCs w:val="28"/>
         </w:rPr>
@@ -1252,7 +1158,7 @@
       </w:r>
       <w:r>
         <w:rPr>
-          <w:rFonts w:asciiTheme="minorHAnsi" w:hAnsiTheme="minorHAnsi" w:cstheme="minorHAnsi"/>
+          <w:rFonts w:ascii="Times New Roman" w:hAnsi="Times New Roman" w:cs="Times New Roman"/>
           <w:sz w:val="28"/>
           <w:szCs w:val="28"/>
         </w:rPr>
@@ -1260,7 +1166,7 @@
       </w:r>
       <w:r>
         <w:rPr>
-          <w:rFonts w:asciiTheme="minorHAnsi" w:hAnsiTheme="minorHAnsi" w:cstheme="minorHAnsi"/>
+          <w:rFonts w:ascii="Times New Roman" w:hAnsi="Times New Roman" w:cs="Times New Roman"/>
           <w:sz w:val="28"/>
           <w:szCs w:val="28"/>
         </w:rPr>
@@ -1269,13 +1175,16 @@
     </w:p>
     <w:p>
       <w:pPr>
-        <w:rPr>
-          <w:sz w:val="24"/>
-          <w:szCs w:val="24"/>
-        </w:rPr>
-      </w:pPr>
-      <w:r>
-        <w:rPr>
+        <w:jc w:val="both"/>
+        <w:rPr>
+          <w:rFonts w:ascii="Times New Roman" w:hAnsi="Times New Roman" w:cs="Times New Roman"/>
+          <w:sz w:val="24"/>
+          <w:szCs w:val="24"/>
+        </w:rPr>
+      </w:pPr>
+      <w:r>
+        <w:rPr>
+          <w:rFonts w:ascii="Times New Roman" w:hAnsi="Times New Roman" w:cs="Times New Roman"/>
           <w:sz w:val="24"/>
           <w:szCs w:val="24"/>
         </w:rPr>
@@ -1284,6 +1193,7 @@
       <w:proofErr w:type="spellStart"/>
       <w:r>
         <w:rPr>
+          <w:rFonts w:ascii="Times New Roman" w:hAnsi="Times New Roman" w:cs="Times New Roman"/>
           <w:sz w:val="24"/>
           <w:szCs w:val="24"/>
         </w:rPr>
@@ -1292,28 +1202,26 @@
       <w:proofErr w:type="spellEnd"/>
       <w:r>
         <w:rPr>
-          <w:sz w:val="24"/>
-          <w:szCs w:val="24"/>
-        </w:rPr>
-        <w:t xml:space="preserve"> lehetővé teszi a böngésző vezérlését, így a teszt valós felhasználói műveleteket szimulál.</w:t>
-      </w:r>
-      <w:r>
-        <w:rPr>
-          <w:sz w:val="24"/>
-          <w:szCs w:val="24"/>
-        </w:rPr>
-        <w:t xml:space="preserve"> A teszt Chrome böngészőben futott.</w:t>
-      </w:r>
-    </w:p>
-    <w:p>
-      <w:pPr>
-        <w:rPr>
-          <w:sz w:val="24"/>
-          <w:szCs w:val="24"/>
-        </w:rPr>
-      </w:pPr>
-      <w:r>
-        <w:rPr>
+          <w:rFonts w:ascii="Times New Roman" w:hAnsi="Times New Roman" w:cs="Times New Roman"/>
+          <w:sz w:val="24"/>
+          <w:szCs w:val="24"/>
+        </w:rPr>
+        <w:t xml:space="preserve"> lehetővé teszi a böngésző vezérlését, így a teszt valós felhasználói műveleteket szimulál. A teszt Chrome böngészőben futott.</w:t>
+      </w:r>
+    </w:p>
+    <w:p>
+      <w:pPr>
+        <w:jc w:val="both"/>
+        <w:rPr>
+          <w:rFonts w:ascii="Times New Roman" w:hAnsi="Times New Roman" w:cs="Times New Roman"/>
+          <w:sz w:val="24"/>
+          <w:szCs w:val="24"/>
+        </w:rPr>
+      </w:pPr>
+      <w:r>
+        <w:rPr>
+          <w:rFonts w:ascii="Times New Roman" w:hAnsi="Times New Roman" w:cs="Times New Roman"/>
+          <w:noProof/>
           <w:sz w:val="24"/>
           <w:szCs w:val="24"/>
         </w:rPr>
@@ -1356,12 +1264,15 @@
       </w:r>
       <w:r>
         <w:rPr>
+          <w:rFonts w:ascii="Times New Roman" w:hAnsi="Times New Roman" w:cs="Times New Roman"/>
           <w:noProof/>
         </w:rPr>
         <w:t xml:space="preserve"> </w:t>
       </w:r>
       <w:r>
         <w:rPr>
+          <w:rFonts w:ascii="Times New Roman" w:hAnsi="Times New Roman" w:cs="Times New Roman"/>
+          <w:noProof/>
           <w:sz w:val="24"/>
           <w:szCs w:val="24"/>
         </w:rPr>
@@ -1404,15 +1315,16 @@
     </w:p>
     <w:p>
       <w:pPr>
-        <w:rPr>
-          <w:rFonts w:cstheme="minorHAnsi"/>
-          <w:sz w:val="24"/>
-          <w:szCs w:val="24"/>
-        </w:rPr>
-      </w:pPr>
-      <w:r>
-        <w:rPr>
-          <w:rFonts w:cstheme="minorHAnsi"/>
+        <w:jc w:val="both"/>
+        <w:rPr>
+          <w:rFonts w:ascii="Times New Roman" w:hAnsi="Times New Roman" w:cs="Times New Roman"/>
+          <w:sz w:val="24"/>
+          <w:szCs w:val="24"/>
+        </w:rPr>
+      </w:pPr>
+      <w:r>
+        <w:rPr>
+          <w:rFonts w:ascii="Times New Roman" w:hAnsi="Times New Roman" w:cs="Times New Roman"/>
           <w:sz w:val="24"/>
           <w:szCs w:val="24"/>
         </w:rPr>
@@ -1420,49 +1332,26 @@
       </w:r>
       <w:r>
         <w:rPr>
-          <w:rFonts w:cstheme="minorHAnsi"/>
-          <w:sz w:val="24"/>
-          <w:szCs w:val="24"/>
-        </w:rPr>
-        <w:t>FrontEndSeleniumTest</w:t>
-      </w:r>
-      <w:r>
-        <w:rPr>
-          <w:rFonts w:cstheme="minorHAnsi"/>
-          <w:sz w:val="24"/>
-          <w:szCs w:val="24"/>
-        </w:rPr>
-        <w:t>.</w:t>
-      </w:r>
-      <w:r>
-        <w:rPr>
-          <w:rFonts w:cstheme="minorHAnsi"/>
-          <w:sz w:val="24"/>
-          <w:szCs w:val="24"/>
-        </w:rPr>
-        <w:t>py</w:t>
-      </w:r>
-      <w:r>
-        <w:rPr>
-          <w:rFonts w:cstheme="minorHAnsi"/>
-          <w:sz w:val="24"/>
-          <w:szCs w:val="24"/>
-        </w:rPr>
-        <w:t>:</w:t>
-      </w:r>
-    </w:p>
-    <w:p>
-      <w:pPr>
-        <w:rPr>
-          <w:rFonts w:cstheme="minorHAnsi"/>
-          <w:sz w:val="24"/>
-          <w:szCs w:val="24"/>
-        </w:rPr>
-      </w:pPr>
-      <w:proofErr w:type="spellStart"/>
-      <w:r>
-        <w:rPr>
-          <w:rFonts w:cstheme="minorHAnsi"/>
+          <w:rFonts w:ascii="Times New Roman" w:hAnsi="Times New Roman" w:cs="Times New Roman"/>
+          <w:sz w:val="24"/>
+          <w:szCs w:val="24"/>
+        </w:rPr>
+        <w:t>FrontEndSeleniumTest.py:</w:t>
+      </w:r>
+    </w:p>
+    <w:p>
+      <w:pPr>
+        <w:jc w:val="both"/>
+        <w:rPr>
+          <w:rFonts w:ascii="Times New Roman" w:hAnsi="Times New Roman" w:cs="Times New Roman"/>
+          <w:sz w:val="24"/>
+          <w:szCs w:val="24"/>
+        </w:rPr>
+      </w:pPr>
+      <w:proofErr w:type="spellStart"/>
+      <w:r>
+        <w:rPr>
+          <w:rFonts w:ascii="Times New Roman" w:hAnsi="Times New Roman" w:cs="Times New Roman"/>
           <w:sz w:val="24"/>
           <w:szCs w:val="24"/>
         </w:rPr>
@@ -1471,7 +1360,7 @@
       <w:proofErr w:type="spellEnd"/>
       <w:r>
         <w:rPr>
-          <w:rFonts w:cstheme="minorHAnsi"/>
+          <w:rFonts w:ascii="Times New Roman" w:hAnsi="Times New Roman" w:cs="Times New Roman"/>
           <w:sz w:val="24"/>
           <w:szCs w:val="24"/>
         </w:rPr>
@@ -1479,7 +1368,7 @@
       </w:r>
       <w:r>
         <w:rPr>
-          <w:rFonts w:cstheme="minorHAnsi"/>
+          <w:rFonts w:ascii="Times New Roman" w:hAnsi="Times New Roman" w:cs="Times New Roman"/>
           <w:sz w:val="24"/>
           <w:szCs w:val="24"/>
         </w:rPr>
@@ -1488,15 +1377,16 @@
     </w:p>
     <w:p>
       <w:pPr>
-        <w:rPr>
-          <w:rFonts w:cstheme="minorHAnsi"/>
-          <w:sz w:val="24"/>
-          <w:szCs w:val="24"/>
-        </w:rPr>
-      </w:pPr>
-      <w:r>
-        <w:rPr>
-          <w:rFonts w:cstheme="minorHAnsi"/>
+        <w:jc w:val="both"/>
+        <w:rPr>
+          <w:rFonts w:ascii="Times New Roman" w:hAnsi="Times New Roman" w:cs="Times New Roman"/>
+          <w:sz w:val="24"/>
+          <w:szCs w:val="24"/>
+        </w:rPr>
+      </w:pPr>
+      <w:r>
+        <w:rPr>
+          <w:rFonts w:ascii="Times New Roman" w:hAnsi="Times New Roman" w:cs="Times New Roman"/>
           <w:sz w:val="24"/>
           <w:szCs w:val="24"/>
         </w:rPr>
@@ -1506,65 +1396,60 @@
     <w:p>
       <w:pPr>
         <w:pStyle w:val="Cmsor2"/>
-        <w:rPr>
-          <w:rFonts w:asciiTheme="minorHAnsi" w:hAnsiTheme="minorHAnsi" w:cstheme="minorHAnsi"/>
+        <w:jc w:val="both"/>
+        <w:rPr>
+          <w:rFonts w:ascii="Times New Roman" w:hAnsi="Times New Roman" w:cs="Times New Roman"/>
           <w:sz w:val="28"/>
           <w:szCs w:val="28"/>
         </w:rPr>
       </w:pPr>
       <w:r>
         <w:rPr>
-          <w:rFonts w:asciiTheme="minorHAnsi" w:hAnsiTheme="minorHAnsi" w:cstheme="minorHAnsi"/>
+          <w:rFonts w:ascii="Times New Roman" w:hAnsi="Times New Roman" w:cs="Times New Roman"/>
           <w:sz w:val="28"/>
           <w:szCs w:val="28"/>
         </w:rPr>
-        <w:t>Backend API teszt</w:t>
-      </w:r>
-      <w:r>
-        <w:rPr>
-          <w:rFonts w:asciiTheme="minorHAnsi" w:hAnsiTheme="minorHAnsi" w:cstheme="minorHAnsi"/>
+        <w:t>Backend API teszt – bejelentkezési folyamat teszt</w:t>
+      </w:r>
+      <w:r>
+        <w:rPr>
+          <w:rFonts w:ascii="Times New Roman" w:hAnsi="Times New Roman" w:cs="Times New Roman"/>
           <w:sz w:val="28"/>
           <w:szCs w:val="28"/>
         </w:rPr>
-        <w:t xml:space="preserve"> – </w:t>
-      </w:r>
-      <w:r>
-        <w:rPr>
-          <w:rFonts w:asciiTheme="minorHAnsi" w:hAnsiTheme="minorHAnsi" w:cstheme="minorHAnsi"/>
+        <w:t>, integrációs teszt</w:t>
+      </w:r>
+      <w:r>
+        <w:rPr>
+          <w:rFonts w:ascii="Times New Roman" w:hAnsi="Times New Roman" w:cs="Times New Roman"/>
           <w:sz w:val="28"/>
           <w:szCs w:val="28"/>
         </w:rPr>
-        <w:t>bejelentkezési folyamat teszt</w:t>
-      </w:r>
-      <w:r>
-        <w:rPr>
-          <w:rFonts w:asciiTheme="minorHAnsi" w:hAnsiTheme="minorHAnsi" w:cstheme="minorHAnsi"/>
+        <w:t xml:space="preserve"> – </w:t>
+      </w:r>
+      <w:proofErr w:type="spellStart"/>
+      <w:r>
+        <w:rPr>
+          <w:rFonts w:ascii="Times New Roman" w:hAnsi="Times New Roman" w:cs="Times New Roman"/>
           <w:sz w:val="28"/>
           <w:szCs w:val="28"/>
         </w:rPr>
-        <w:t>, integrációs teszt</w:t>
-      </w:r>
-      <w:r>
-        <w:rPr>
-          <w:rFonts w:asciiTheme="minorHAnsi" w:hAnsiTheme="minorHAnsi" w:cstheme="minorHAnsi"/>
-          <w:sz w:val="28"/>
-          <w:szCs w:val="28"/>
-        </w:rPr>
-        <w:t xml:space="preserve"> – </w:t>
-      </w:r>
-      <w:proofErr w:type="spellStart"/>
-      <w:r>
-        <w:rPr>
-          <w:rFonts w:asciiTheme="minorHAnsi" w:hAnsiTheme="minorHAnsi" w:cstheme="minorHAnsi"/>
-          <w:sz w:val="28"/>
-          <w:szCs w:val="28"/>
-        </w:rPr>
         <w:t>UsersController_LoginTest.cs</w:t>
       </w:r>
       <w:proofErr w:type="spellEnd"/>
     </w:p>
     <w:p>
-      <w:r>
+      <w:pPr>
+        <w:jc w:val="both"/>
+        <w:rPr>
+          <w:rFonts w:ascii="Times New Roman" w:hAnsi="Times New Roman" w:cs="Times New Roman"/>
+        </w:rPr>
+      </w:pPr>
+      <w:r>
+        <w:rPr>
+          <w:rFonts w:ascii="Times New Roman" w:hAnsi="Times New Roman" w:cs="Times New Roman"/>
+          <w:noProof/>
+        </w:rPr>
         <w:drawing>
           <wp:inline distT="0" distB="0" distL="0" distR="0" wp14:anchorId="7F34E357" wp14:editId="5DC14A57">
             <wp:extent cx="3454400" cy="4082300"/>
@@ -1603,9 +1488,15 @@
       </w:r>
     </w:p>
     <w:p>
-      <w:r>
-        <w:rPr>
-          <w:rFonts w:cstheme="minorHAnsi"/>
+      <w:pPr>
+        <w:jc w:val="both"/>
+        <w:rPr>
+          <w:rFonts w:ascii="Times New Roman" w:hAnsi="Times New Roman" w:cs="Times New Roman"/>
+        </w:rPr>
+      </w:pPr>
+      <w:r>
+        <w:rPr>
+          <w:rFonts w:ascii="Times New Roman" w:hAnsi="Times New Roman" w:cs="Times New Roman"/>
           <w:sz w:val="24"/>
           <w:szCs w:val="24"/>
         </w:rPr>
@@ -1615,7 +1506,7 @@
       <w:proofErr w:type="spellStart"/>
       <w:r>
         <w:rPr>
-          <w:rFonts w:cstheme="minorHAnsi"/>
+          <w:rFonts w:ascii="Times New Roman" w:hAnsi="Times New Roman" w:cs="Times New Roman"/>
           <w:sz w:val="24"/>
           <w:szCs w:val="24"/>
         </w:rPr>
@@ -1623,7 +1514,7 @@
       </w:r>
       <w:r>
         <w:rPr>
-          <w:rFonts w:cstheme="minorHAnsi"/>
+          <w:rFonts w:ascii="Times New Roman" w:hAnsi="Times New Roman" w:cs="Times New Roman"/>
           <w:sz w:val="24"/>
           <w:szCs w:val="24"/>
         </w:rPr>
@@ -1633,16 +1524,17 @@
     </w:p>
     <w:p>
       <w:pPr>
-        <w:rPr>
-          <w:rFonts w:cstheme="minorHAnsi"/>
-          <w:sz w:val="24"/>
-          <w:szCs w:val="24"/>
-        </w:rPr>
-      </w:pPr>
-      <w:proofErr w:type="spellStart"/>
-      <w:r>
-        <w:rPr>
-          <w:rFonts w:cstheme="minorHAnsi"/>
+        <w:jc w:val="both"/>
+        <w:rPr>
+          <w:rFonts w:ascii="Times New Roman" w:hAnsi="Times New Roman" w:cs="Times New Roman"/>
+          <w:sz w:val="24"/>
+          <w:szCs w:val="24"/>
+        </w:rPr>
+      </w:pPr>
+      <w:proofErr w:type="spellStart"/>
+      <w:r>
+        <w:rPr>
+          <w:rFonts w:ascii="Times New Roman" w:hAnsi="Times New Roman" w:cs="Times New Roman"/>
           <w:sz w:val="24"/>
           <w:szCs w:val="24"/>
         </w:rPr>
@@ -1651,32 +1543,25 @@
       <w:proofErr w:type="spellEnd"/>
       <w:r>
         <w:rPr>
-          <w:rFonts w:cstheme="minorHAnsi"/>
-          <w:sz w:val="24"/>
-          <w:szCs w:val="24"/>
-        </w:rPr>
-        <w:t xml:space="preserve"> -&gt; </w:t>
-      </w:r>
-      <w:r>
-        <w:rPr>
-          <w:rFonts w:cstheme="minorHAnsi"/>
-          <w:sz w:val="24"/>
-          <w:szCs w:val="24"/>
-        </w:rPr>
-        <w:t>Login_Success_Returns200_WithToken_AndScores</w:t>
-      </w:r>
-    </w:p>
-    <w:p>
-      <w:pPr>
-        <w:rPr>
-          <w:rFonts w:cstheme="minorHAnsi"/>
-          <w:sz w:val="24"/>
-          <w:szCs w:val="24"/>
-        </w:rPr>
-      </w:pPr>
-      <w:r>
-        <w:rPr>
-          <w:rFonts w:cstheme="minorHAnsi"/>
+          <w:rFonts w:ascii="Times New Roman" w:hAnsi="Times New Roman" w:cs="Times New Roman"/>
+          <w:sz w:val="24"/>
+          <w:szCs w:val="24"/>
+        </w:rPr>
+        <w:t xml:space="preserve"> -&gt; Login_Success_Returns200_WithToken_AndScores</w:t>
+      </w:r>
+    </w:p>
+    <w:p>
+      <w:pPr>
+        <w:jc w:val="both"/>
+        <w:rPr>
+          <w:rFonts w:ascii="Times New Roman" w:hAnsi="Times New Roman" w:cs="Times New Roman"/>
+          <w:sz w:val="24"/>
+          <w:szCs w:val="24"/>
+        </w:rPr>
+      </w:pPr>
+      <w:r>
+        <w:rPr>
+          <w:rFonts w:ascii="Times New Roman" w:hAnsi="Times New Roman" w:cs="Times New Roman"/>
           <w:sz w:val="24"/>
           <w:szCs w:val="24"/>
         </w:rPr>
@@ -1686,82 +1571,77 @@
     <w:p>
       <w:pPr>
         <w:pStyle w:val="Cmsor2"/>
-        <w:rPr>
-          <w:rFonts w:asciiTheme="minorHAnsi" w:hAnsiTheme="minorHAnsi" w:cstheme="minorHAnsi"/>
+        <w:jc w:val="both"/>
+        <w:rPr>
+          <w:rFonts w:ascii="Times New Roman" w:hAnsi="Times New Roman" w:cs="Times New Roman"/>
           <w:sz w:val="28"/>
           <w:szCs w:val="28"/>
         </w:rPr>
       </w:pPr>
       <w:r>
         <w:rPr>
-          <w:rFonts w:asciiTheme="minorHAnsi" w:hAnsiTheme="minorHAnsi" w:cstheme="minorHAnsi"/>
+          <w:rFonts w:ascii="Times New Roman" w:hAnsi="Times New Roman" w:cs="Times New Roman"/>
           <w:sz w:val="28"/>
           <w:szCs w:val="28"/>
         </w:rPr>
-        <w:t xml:space="preserve">Backend API teszt – </w:t>
-      </w:r>
-      <w:r>
-        <w:rPr>
-          <w:rFonts w:asciiTheme="minorHAnsi" w:hAnsiTheme="minorHAnsi" w:cstheme="minorHAnsi"/>
+        <w:t>Backend API teszt – felhasználó regisztráció</w:t>
+      </w:r>
+      <w:r>
+        <w:rPr>
+          <w:rFonts w:ascii="Times New Roman" w:hAnsi="Times New Roman" w:cs="Times New Roman"/>
           <w:sz w:val="28"/>
           <w:szCs w:val="28"/>
         </w:rPr>
-        <w:t>felhasználó regisztráció</w:t>
-      </w:r>
-      <w:r>
-        <w:rPr>
-          <w:rFonts w:asciiTheme="minorHAnsi" w:hAnsiTheme="minorHAnsi" w:cstheme="minorHAnsi"/>
+        <w:t xml:space="preserve"> teszt, integrációs teszt</w:t>
+      </w:r>
+      <w:r>
+        <w:rPr>
+          <w:rFonts w:ascii="Times New Roman" w:hAnsi="Times New Roman" w:cs="Times New Roman"/>
           <w:sz w:val="28"/>
           <w:szCs w:val="28"/>
         </w:rPr>
-        <w:t xml:space="preserve"> teszt, integrációs teszt</w:t>
-      </w:r>
-      <w:r>
-        <w:rPr>
-          <w:rFonts w:asciiTheme="minorHAnsi" w:hAnsiTheme="minorHAnsi" w:cstheme="minorHAnsi"/>
+        <w:t xml:space="preserve"> – </w:t>
+      </w:r>
+      <w:proofErr w:type="spellStart"/>
+      <w:r>
+        <w:rPr>
+          <w:rFonts w:ascii="Times New Roman" w:hAnsi="Times New Roman" w:cs="Times New Roman"/>
           <w:sz w:val="28"/>
           <w:szCs w:val="28"/>
         </w:rPr>
-        <w:t xml:space="preserve"> – </w:t>
-      </w:r>
-      <w:proofErr w:type="spellStart"/>
-      <w:r>
-        <w:rPr>
-          <w:rFonts w:asciiTheme="minorHAnsi" w:hAnsiTheme="minorHAnsi" w:cstheme="minorHAnsi"/>
+        <w:t>UsersController_</w:t>
+      </w:r>
+      <w:r>
+        <w:rPr>
+          <w:rFonts w:ascii="Times New Roman" w:hAnsi="Times New Roman" w:cs="Times New Roman"/>
           <w:sz w:val="28"/>
           <w:szCs w:val="28"/>
         </w:rPr>
-        <w:t>UsersController_</w:t>
-      </w:r>
-      <w:r>
-        <w:rPr>
-          <w:rFonts w:asciiTheme="minorHAnsi" w:hAnsiTheme="minorHAnsi" w:cstheme="minorHAnsi"/>
+        <w:t>Register</w:t>
+      </w:r>
+      <w:r>
+        <w:rPr>
+          <w:rFonts w:ascii="Times New Roman" w:hAnsi="Times New Roman" w:cs="Times New Roman"/>
           <w:sz w:val="28"/>
           <w:szCs w:val="28"/>
         </w:rPr>
-        <w:t>Register</w:t>
-      </w:r>
-      <w:r>
-        <w:rPr>
-          <w:rFonts w:asciiTheme="minorHAnsi" w:hAnsiTheme="minorHAnsi" w:cstheme="minorHAnsi"/>
-          <w:sz w:val="28"/>
-          <w:szCs w:val="28"/>
-        </w:rPr>
         <w:t>Test.cs</w:t>
       </w:r>
       <w:proofErr w:type="spellEnd"/>
     </w:p>
     <w:p>
       <w:pPr>
-        <w:rPr>
-          <w:rFonts w:cstheme="minorHAnsi"/>
-          <w:sz w:val="24"/>
-          <w:szCs w:val="24"/>
-        </w:rPr>
-      </w:pPr>
-      <w:r>
-        <w:rPr>
-          <w:rFonts w:cstheme="minorHAnsi"/>
+        <w:jc w:val="both"/>
+        <w:rPr>
+          <w:rFonts w:ascii="Times New Roman" w:hAnsi="Times New Roman" w:cs="Times New Roman"/>
+          <w:sz w:val="24"/>
+          <w:szCs w:val="24"/>
+        </w:rPr>
+      </w:pPr>
+      <w:r>
+        <w:rPr>
+          <w:rFonts w:ascii="Times New Roman" w:hAnsi="Times New Roman" w:cs="Times New Roman"/>
+          <w:noProof/>
           <w:sz w:val="24"/>
           <w:szCs w:val="24"/>
         </w:rPr>
@@ -1804,15 +1684,16 @@
     </w:p>
     <w:p>
       <w:pPr>
-        <w:rPr>
-          <w:rFonts w:cstheme="minorHAnsi"/>
-          <w:sz w:val="24"/>
-          <w:szCs w:val="24"/>
-        </w:rPr>
-      </w:pPr>
-      <w:r>
-        <w:rPr>
-          <w:rFonts w:cstheme="minorHAnsi"/>
+        <w:jc w:val="both"/>
+        <w:rPr>
+          <w:rFonts w:ascii="Times New Roman" w:hAnsi="Times New Roman" w:cs="Times New Roman"/>
+          <w:sz w:val="24"/>
+          <w:szCs w:val="24"/>
+        </w:rPr>
+      </w:pPr>
+      <w:r>
+        <w:rPr>
+          <w:rFonts w:ascii="Times New Roman" w:hAnsi="Times New Roman" w:cs="Times New Roman"/>
           <w:sz w:val="24"/>
           <w:szCs w:val="24"/>
         </w:rPr>
@@ -1821,50 +1702,27 @@
       <w:proofErr w:type="spellStart"/>
       <w:r>
         <w:rPr>
-          <w:rFonts w:cstheme="minorHAnsi"/>
-          <w:sz w:val="24"/>
-          <w:szCs w:val="24"/>
-        </w:rPr>
-        <w:t>UsersController_</w:t>
-      </w:r>
-      <w:r>
-        <w:rPr>
-          <w:rFonts w:cstheme="minorHAnsi"/>
-          <w:sz w:val="24"/>
-          <w:szCs w:val="24"/>
-        </w:rPr>
-        <w:t>Register</w:t>
-      </w:r>
-      <w:r>
-        <w:rPr>
-          <w:rFonts w:cstheme="minorHAnsi"/>
-          <w:sz w:val="24"/>
-          <w:szCs w:val="24"/>
-        </w:rPr>
-        <w:t>Tests</w:t>
-      </w:r>
-      <w:r>
-        <w:rPr>
-          <w:rFonts w:cstheme="minorHAnsi"/>
-          <w:sz w:val="24"/>
-          <w:szCs w:val="24"/>
-        </w:rPr>
-        <w:t>.cs</w:t>
-      </w:r>
-      <w:proofErr w:type="spellEnd"/>
-    </w:p>
-    <w:p>
-      <w:pPr>
-        <w:rPr>
-          <w:rFonts w:cstheme="minorHAnsi"/>
-          <w:sz w:val="24"/>
-          <w:szCs w:val="24"/>
-        </w:rPr>
-      </w:pPr>
-      <w:proofErr w:type="spellStart"/>
-      <w:r>
-        <w:rPr>
-          <w:rFonts w:cstheme="minorHAnsi"/>
+          <w:rFonts w:ascii="Times New Roman" w:hAnsi="Times New Roman" w:cs="Times New Roman"/>
+          <w:sz w:val="24"/>
+          <w:szCs w:val="24"/>
+        </w:rPr>
+        <w:t>UsersController_RegisterTests.cs</w:t>
+      </w:r>
+      <w:proofErr w:type="spellEnd"/>
+    </w:p>
+    <w:p>
+      <w:pPr>
+        <w:jc w:val="both"/>
+        <w:rPr>
+          <w:rFonts w:ascii="Times New Roman" w:hAnsi="Times New Roman" w:cs="Times New Roman"/>
+          <w:sz w:val="24"/>
+          <w:szCs w:val="24"/>
+        </w:rPr>
+      </w:pPr>
+      <w:proofErr w:type="spellStart"/>
+      <w:r>
+        <w:rPr>
+          <w:rFonts w:ascii="Times New Roman" w:hAnsi="Times New Roman" w:cs="Times New Roman"/>
           <w:sz w:val="24"/>
           <w:szCs w:val="24"/>
         </w:rPr>
@@ -1873,7 +1731,7 @@
       <w:proofErr w:type="spellEnd"/>
       <w:r>
         <w:rPr>
-          <w:rFonts w:cstheme="minorHAnsi"/>
+          <w:rFonts w:ascii="Times New Roman" w:hAnsi="Times New Roman" w:cs="Times New Roman"/>
           <w:sz w:val="24"/>
           <w:szCs w:val="24"/>
         </w:rPr>
@@ -1882,26 +1740,24 @@
       <w:proofErr w:type="spellStart"/>
       <w:r>
         <w:rPr>
-          <w:rFonts w:cstheme="minorHAnsi"/>
-          <w:sz w:val="24"/>
-          <w:szCs w:val="24"/>
-        </w:rPr>
-        <w:t>Register_HappyPath_CreatesUser_AndCreatesScoresForAllGa</w:t>
-      </w:r>
-      <w:r>
-        <w:rPr>
-          <w:rFonts w:cstheme="minorHAnsi"/>
-          <w:sz w:val="24"/>
-          <w:szCs w:val="24"/>
-        </w:rPr>
-        <w:t>mes</w:t>
-      </w:r>
-      <w:proofErr w:type="spellEnd"/>
-    </w:p>
-    <w:p>
-      <w:r>
-        <w:rPr>
-          <w:rFonts w:cstheme="minorHAnsi"/>
+          <w:rFonts w:ascii="Times New Roman" w:hAnsi="Times New Roman" w:cs="Times New Roman"/>
+          <w:sz w:val="24"/>
+          <w:szCs w:val="24"/>
+        </w:rPr>
+        <w:t>Register_HappyPath_CreatesUser_AndCreatesScoresForAllGames</w:t>
+      </w:r>
+      <w:proofErr w:type="spellEnd"/>
+    </w:p>
+    <w:p>
+      <w:pPr>
+        <w:jc w:val="both"/>
+        <w:rPr>
+          <w:rFonts w:ascii="Times New Roman" w:hAnsi="Times New Roman" w:cs="Times New Roman"/>
+        </w:rPr>
+      </w:pPr>
+      <w:r>
+        <w:rPr>
+          <w:rFonts w:ascii="Times New Roman" w:hAnsi="Times New Roman" w:cs="Times New Roman"/>
           <w:sz w:val="24"/>
           <w:szCs w:val="24"/>
         </w:rPr>
@@ -1910,33 +1766,36 @@
     </w:p>
     <w:p>
       <w:pPr>
-        <w:rPr>
-          <w:rFonts w:cstheme="minorHAnsi"/>
-          <w:sz w:val="24"/>
-          <w:szCs w:val="24"/>
-        </w:rPr>
-      </w:pPr>
-    </w:p>
-    <w:p>
-      <w:pPr>
-        <w:rPr>
-          <w:rFonts w:cstheme="minorHAnsi"/>
-          <w:sz w:val="24"/>
-          <w:szCs w:val="24"/>
-        </w:rPr>
-      </w:pPr>
-    </w:p>
-    <w:p>
-      <w:pPr>
-        <w:rPr>
-          <w:rFonts w:cstheme="minorHAnsi"/>
-          <w:sz w:val="24"/>
-          <w:szCs w:val="24"/>
-        </w:rPr>
-      </w:pPr>
-      <w:r>
-        <w:rPr>
-          <w:rFonts w:cstheme="minorHAnsi"/>
+        <w:jc w:val="both"/>
+        <w:rPr>
+          <w:rFonts w:ascii="Times New Roman" w:hAnsi="Times New Roman" w:cs="Times New Roman"/>
+          <w:sz w:val="24"/>
+          <w:szCs w:val="24"/>
+        </w:rPr>
+      </w:pPr>
+    </w:p>
+    <w:p>
+      <w:pPr>
+        <w:jc w:val="both"/>
+        <w:rPr>
+          <w:rFonts w:ascii="Times New Roman" w:hAnsi="Times New Roman" w:cs="Times New Roman"/>
+          <w:sz w:val="24"/>
+          <w:szCs w:val="24"/>
+        </w:rPr>
+      </w:pPr>
+    </w:p>
+    <w:p>
+      <w:pPr>
+        <w:jc w:val="both"/>
+        <w:rPr>
+          <w:rFonts w:ascii="Times New Roman" w:hAnsi="Times New Roman" w:cs="Times New Roman"/>
+          <w:sz w:val="24"/>
+          <w:szCs w:val="24"/>
+        </w:rPr>
+      </w:pPr>
+      <w:r>
+        <w:rPr>
+          <w:rFonts w:ascii="Times New Roman" w:hAnsi="Times New Roman" w:cs="Times New Roman"/>
           <w:sz w:val="24"/>
           <w:szCs w:val="24"/>
         </w:rPr>
@@ -1945,15 +1804,16 @@
     </w:p>
     <w:p>
       <w:pPr>
-        <w:rPr>
-          <w:rFonts w:cstheme="minorHAnsi"/>
-          <w:sz w:val="24"/>
-          <w:szCs w:val="24"/>
-        </w:rPr>
-      </w:pPr>
-      <w:r>
-        <w:rPr>
-          <w:rFonts w:cstheme="minorHAnsi"/>
+        <w:jc w:val="both"/>
+        <w:rPr>
+          <w:rFonts w:ascii="Times New Roman" w:hAnsi="Times New Roman" w:cs="Times New Roman"/>
+          <w:sz w:val="24"/>
+          <w:szCs w:val="24"/>
+        </w:rPr>
+      </w:pPr>
+      <w:r>
+        <w:rPr>
+          <w:rFonts w:ascii="Times New Roman" w:hAnsi="Times New Roman" w:cs="Times New Roman"/>
           <w:sz w:val="24"/>
           <w:szCs w:val="24"/>
         </w:rPr>
@@ -1961,7 +1821,7 @@
       </w:r>
       <w:r>
         <w:rPr>
-          <w:rFonts w:cstheme="minorHAnsi"/>
+          <w:rFonts w:ascii="Times New Roman" w:hAnsi="Times New Roman" w:cs="Times New Roman"/>
           <w:sz w:val="24"/>
           <w:szCs w:val="24"/>
         </w:rPr>
@@ -1969,7 +1829,7 @@
       </w:r>
       <w:r>
         <w:rPr>
-          <w:rFonts w:cstheme="minorHAnsi"/>
+          <w:rFonts w:ascii="Times New Roman" w:hAnsi="Times New Roman" w:cs="Times New Roman"/>
           <w:sz w:val="24"/>
           <w:szCs w:val="24"/>
         </w:rPr>
@@ -1977,7 +1837,7 @@
       </w:r>
       <w:r>
         <w:rPr>
-          <w:rFonts w:cstheme="minorHAnsi"/>
+          <w:rFonts w:ascii="Times New Roman" w:hAnsi="Times New Roman" w:cs="Times New Roman"/>
           <w:sz w:val="24"/>
           <w:szCs w:val="24"/>
         </w:rPr>
@@ -1985,7 +1845,7 @@
       </w:r>
       <w:r>
         <w:rPr>
-          <w:rFonts w:cstheme="minorHAnsi"/>
+          <w:rFonts w:ascii="Times New Roman" w:hAnsi="Times New Roman" w:cs="Times New Roman"/>
           <w:sz w:val="24"/>
           <w:szCs w:val="24"/>
         </w:rPr>
@@ -1993,7 +1853,7 @@
       </w:r>
       <w:r>
         <w:rPr>
-          <w:rFonts w:cstheme="minorHAnsi"/>
+          <w:rFonts w:ascii="Times New Roman" w:hAnsi="Times New Roman" w:cs="Times New Roman"/>
           <w:sz w:val="24"/>
           <w:szCs w:val="24"/>
         </w:rPr>
@@ -2477,6 +2337,7 @@
   <w:style w:type="character" w:default="1" w:styleId="Bekezdsalapbettpusa">
     <w:name w:val="Default Paragraph Font"/>
     <w:uiPriority w:val="1"/>
+    <w:semiHidden/>
     <w:unhideWhenUsed/>
   </w:style>
   <w:style w:type="table" w:default="1" w:styleId="Normltblzat">
